--- a/Abstract/Abstract Draft.docx
+++ b/Abstract/Abstract Draft.docx
@@ -89,7 +89,34 @@
         <w:t>-Wire</w:t>
       </w:r>
       <w:r>
-        <w:t xml:space="preserve"> Cutting can rapidly produce prototype components for small Unmanned aircraft but manufacturing accuracy is hard to control due to the complex interactions at the cutting interface, here we present a process that aims to understand and correct this problem? </w:t>
+        <w:t xml:space="preserve"> Cutting can rapidly produce prototype components for small </w:t>
+      </w:r>
+      <w:r>
+        <w:t>u</w:t>
+      </w:r>
+      <w:r>
+        <w:t>nmanned aircraft but manufacturing accuracy is hard to control due to the complex interactions at the cutting interface</w:t>
+      </w:r>
+      <w:r>
+        <w:t>.</w:t>
+      </w:r>
+      <w:r>
+        <w:t xml:space="preserve"> </w:t>
+      </w:r>
+      <w:r>
+        <w:t>I</w:t>
+      </w:r>
+      <w:r>
+        <w:t>n this report methods are</w:t>
+      </w:r>
+      <w:r>
+        <w:t xml:space="preserve"> present</w:t>
+      </w:r>
+      <w:r>
+        <w:t>ed</w:t>
+      </w:r>
+      <w:r>
+        <w:t xml:space="preserve"> that aims to understand and correct this problem? </w:t>
       </w:r>
     </w:p>
     <w:p>
@@ -134,6 +161,13 @@
           <w:b w:val="0"/>
           <w:bCs w:val="0"/>
         </w:rPr>
+        <w:t xml:space="preserve"> </w:t>
+      </w:r>
+      <w:r>
+        <w:rPr>
+          <w:b w:val="0"/>
+          <w:bCs w:val="0"/>
+        </w:rPr>
         <w:t>(HWC)</w:t>
       </w:r>
       <w:r>
@@ -197,7 +231,21 @@
           <w:b w:val="0"/>
           <w:bCs w:val="0"/>
         </w:rPr>
-        <w:t>. Finding the size of the removed region is a multivariant problem that is common taken to be fixed for large manufacturing operations</w:t>
+        <w:t>. Finding the size of the removed region is a multivariant problem that is common</w:t>
+      </w:r>
+      <w:r>
+        <w:rPr>
+          <w:b w:val="0"/>
+          <w:bCs w:val="0"/>
+        </w:rPr>
+        <w:t>ly</w:t>
+      </w:r>
+      <w:r>
+        <w:rPr>
+          <w:b w:val="0"/>
+          <w:bCs w:val="0"/>
+        </w:rPr>
+        <w:t xml:space="preserve"> taken to be fixed for large manufacturing operations</w:t>
       </w:r>
       <w:r>
         <w:rPr>
@@ -225,7 +273,21 @@
           <w:b w:val="0"/>
           <w:bCs w:val="0"/>
         </w:rPr>
-        <w:t xml:space="preserve"> when used in the aerospace </w:t>
+        <w:t xml:space="preserve"> </w:t>
+      </w:r>
+      <w:r>
+        <w:rPr>
+          <w:b w:val="0"/>
+          <w:bCs w:val="0"/>
+        </w:rPr>
+        <w:t>W</w:t>
+      </w:r>
+      <w:r>
+        <w:rPr>
+          <w:b w:val="0"/>
+          <w:bCs w:val="0"/>
+        </w:rPr>
+        <w:t xml:space="preserve">hen used in aerospace </w:t>
       </w:r>
       <w:r>
         <w:rPr>
@@ -239,7 +301,42 @@
           <w:b w:val="0"/>
           <w:bCs w:val="0"/>
         </w:rPr>
-        <w:t xml:space="preserve"> the exact geometry becomes critical this is particularly critical for small scale aircraft where there small errors compound, small changes in geometry can have dramatic effects on flight characteristics</w:t>
+        <w:t xml:space="preserve"> the exact geometry becomes </w:t>
+      </w:r>
+      <w:r>
+        <w:rPr>
+          <w:b w:val="0"/>
+          <w:bCs w:val="0"/>
+        </w:rPr>
+        <w:t>more important,</w:t>
+      </w:r>
+      <w:r>
+        <w:rPr>
+          <w:b w:val="0"/>
+          <w:bCs w:val="0"/>
+        </w:rPr>
+        <w:t xml:space="preserve"> this is particularly critical for small scale aircraft where the </w:t>
+      </w:r>
+      <w:r>
+        <w:rPr>
+          <w:b w:val="0"/>
+          <w:bCs w:val="0"/>
+        </w:rPr>
+        <w:t>relative scale of the cutting errors become unacceptably large and</w:t>
+      </w:r>
+      <w:r>
+        <w:rPr>
+          <w:b w:val="0"/>
+          <w:bCs w:val="0"/>
+        </w:rPr>
+        <w:t xml:space="preserve"> can have dramatic effects on flight characteristics</w:t>
+      </w:r>
+      <w:r>
+        <w:rPr>
+          <w:b w:val="0"/>
+          <w:bCs w:val="0"/>
+        </w:rPr>
+        <w:t xml:space="preserve"> </w:t>
       </w:r>
       <w:r>
         <w:rPr>
@@ -253,28 +350,84 @@
           <w:b w:val="0"/>
           <w:bCs w:val="0"/>
         </w:rPr>
-        <w:t xml:space="preserve"> central to this</w:t>
-      </w:r>
-      <w:r>
-        <w:rPr>
-          <w:b w:val="0"/>
-          <w:bCs w:val="0"/>
-        </w:rPr>
-        <w:t xml:space="preserve"> challenge is the manufacture of thin geometries in these cases controlling the amount of latent energy left in the material after the cut is completed</w:t>
-      </w:r>
-      <w:r>
-        <w:rPr>
-          <w:b w:val="0"/>
-          <w:bCs w:val="0"/>
-        </w:rPr>
-        <w:t xml:space="preserve"> becomes important, for the HWC to complete the cut 2 passes must be made near the thin geometry, the heat left in the material from the previous cut increases the amount of ablation on the second pass dramatically altering cutting kerf.</w:t>
-      </w:r>
-      <w:r>
-        <w:rPr>
-          <w:b w:val="0"/>
-          <w:bCs w:val="0"/>
-        </w:rPr>
-        <w:t xml:space="preserve"> Figure 1 Shows how material is lost in regions of thin geometry near the foil trailing edge, foil thickness is also lost along the entire chord length.</w:t>
+        <w:t>.</w:t>
+      </w:r>
+      <w:r>
+        <w:rPr>
+          <w:b w:val="0"/>
+          <w:bCs w:val="0"/>
+        </w:rPr>
+        <w:t xml:space="preserve"> </w:t>
+      </w:r>
+      <w:r>
+        <w:rPr>
+          <w:b w:val="0"/>
+          <w:bCs w:val="0"/>
+        </w:rPr>
+        <w:t>C</w:t>
+      </w:r>
+      <w:r>
+        <w:rPr>
+          <w:b w:val="0"/>
+          <w:bCs w:val="0"/>
+        </w:rPr>
+        <w:t>entral to this</w:t>
+      </w:r>
+      <w:r>
+        <w:rPr>
+          <w:b w:val="0"/>
+          <w:bCs w:val="0"/>
+        </w:rPr>
+        <w:t xml:space="preserve"> challenge is the manufacture of thin geometries in these cases controlling the amount of </w:t>
+      </w:r>
+      <w:r>
+        <w:rPr>
+          <w:b w:val="0"/>
+          <w:bCs w:val="0"/>
+        </w:rPr>
+        <w:t>thermal</w:t>
+      </w:r>
+      <w:r>
+        <w:rPr>
+          <w:b w:val="0"/>
+          <w:bCs w:val="0"/>
+        </w:rPr>
+        <w:t xml:space="preserve"> energy left in the material after the cut is completed</w:t>
+      </w:r>
+      <w:r>
+        <w:rPr>
+          <w:b w:val="0"/>
+          <w:bCs w:val="0"/>
+        </w:rPr>
+        <w:t xml:space="preserve"> becomes important, for the HWC to complete the cut </w:t>
+      </w:r>
+      <w:r>
+        <w:rPr>
+          <w:b w:val="0"/>
+          <w:bCs w:val="0"/>
+        </w:rPr>
+        <w:t>two</w:t>
+      </w:r>
+      <w:r>
+        <w:rPr>
+          <w:b w:val="0"/>
+          <w:bCs w:val="0"/>
+        </w:rPr>
+        <w:t xml:space="preserve"> passes must be made near the thin geometry, the heat left in the material from the previous cut increases the amount of ablation on the second pass dramatically altering </w:t>
+      </w:r>
+      <w:r>
+        <w:rPr>
+          <w:b w:val="0"/>
+          <w:bCs w:val="0"/>
+        </w:rPr>
+        <w:t xml:space="preserve">the </w:t>
+      </w:r>
+      <w:r>
+        <w:rPr>
+          <w:b w:val="0"/>
+          <w:bCs w:val="0"/>
+        </w:rPr>
+        <w:t>cutting kerf.</w:t>
       </w:r>
     </w:p>
     <w:p>
@@ -351,14 +504,91 @@
           <w:b w:val="0"/>
           <w:bCs w:val="0"/>
         </w:rPr>
-        <w:t xml:space="preserve">4 axis CNC hotwire </w:t>
-      </w:r>
-      <w:r>
-        <w:rPr>
-          <w:b w:val="0"/>
-          <w:bCs w:val="0"/>
-        </w:rPr>
-        <w:t>is used (CNC Multitools 1610S) this machine allows for independent control of both the position and velocity of each of the 4 axes, importantly the wire heating is manually set</w:t>
+        <w:t>4</w:t>
+      </w:r>
+      <w:r>
+        <w:rPr>
+          <w:b w:val="0"/>
+          <w:bCs w:val="0"/>
+        </w:rPr>
+        <w:t>-</w:t>
+      </w:r>
+      <w:r>
+        <w:rPr>
+          <w:b w:val="0"/>
+          <w:bCs w:val="0"/>
+        </w:rPr>
+        <w:t xml:space="preserve">axis CNC hotwire </w:t>
+      </w:r>
+      <w:r>
+        <w:rPr>
+          <w:b w:val="0"/>
+          <w:bCs w:val="0"/>
+        </w:rPr>
+        <w:t>is used (CNC Multitools 1610S)</w:t>
+      </w:r>
+      <w:r>
+        <w:rPr>
+          <w:b w:val="0"/>
+          <w:bCs w:val="0"/>
+        </w:rPr>
+        <w:t>.</w:t>
+      </w:r>
+      <w:r>
+        <w:rPr>
+          <w:b w:val="0"/>
+          <w:bCs w:val="0"/>
+        </w:rPr>
+        <w:t xml:space="preserve"> </w:t>
+      </w:r>
+      <w:r>
+        <w:rPr>
+          <w:b w:val="0"/>
+          <w:bCs w:val="0"/>
+        </w:rPr>
+        <w:t>T</w:t>
+      </w:r>
+      <w:r>
+        <w:rPr>
+          <w:b w:val="0"/>
+          <w:bCs w:val="0"/>
+        </w:rPr>
+        <w:t xml:space="preserve">his machine allows for independent control of both the position and velocity of each of the </w:t>
+      </w:r>
+      <w:r>
+        <w:rPr>
+          <w:b w:val="0"/>
+          <w:bCs w:val="0"/>
+        </w:rPr>
+        <w:t xml:space="preserve">Four </w:t>
+      </w:r>
+      <w:r>
+        <w:rPr>
+          <w:b w:val="0"/>
+          <w:bCs w:val="0"/>
+        </w:rPr>
+        <w:t xml:space="preserve">axes, </w:t>
+      </w:r>
+      <w:r>
+        <w:rPr>
+          <w:b w:val="0"/>
+          <w:bCs w:val="0"/>
+        </w:rPr>
+        <w:t xml:space="preserve">and </w:t>
+      </w:r>
+      <w:r>
+        <w:rPr>
+          <w:b w:val="0"/>
+          <w:bCs w:val="0"/>
+        </w:rPr>
+        <w:t>importantly the wire heating is manually set</w:t>
+      </w:r>
+      <w:r>
+        <w:rPr>
+          <w:b w:val="0"/>
+          <w:bCs w:val="0"/>
+        </w:rPr>
+        <w:t xml:space="preserve"> </w:t>
       </w:r>
       <w:r>
         <w:rPr>
@@ -500,13 +730,31 @@
         <w:rPr>
           <w:color w:val="auto"/>
         </w:rPr>
+        <w:t xml:space="preserve"> </w:t>
+      </w:r>
+      <w:r>
+        <w:rPr>
+          <w:color w:val="auto"/>
+        </w:rPr>
         <w:t>[3]</w:t>
       </w:r>
       <w:r>
         <w:rPr>
           <w:color w:val="auto"/>
         </w:rPr>
-        <w:t>, designed chord length of 200mm</w:t>
+        <w:t>, designed chord length of 200</w:t>
+      </w:r>
+      <w:r>
+        <w:rPr>
+          <w:color w:val="auto"/>
+        </w:rPr>
+        <w:t xml:space="preserve"> </w:t>
+      </w:r>
+      <w:r>
+        <w:rPr>
+          <w:color w:val="auto"/>
+        </w:rPr>
+        <w:t>mm</w:t>
       </w:r>
       <w:r>
         <w:rPr>
@@ -531,17 +779,75 @@
       </w:pPr>
       <w:r>
         <w:rPr>
-          <w:sz w:val="18"/>
-          <w:szCs w:val="18"/>
-        </w:rPr>
-        <w:t>Figure 1. shows processed data from a set of 2 foils manufactured using existing methods to generate the machine tool paths, the scans were performed with the EINSCAN HX 3D scanner with 0.2mm resolution. The resulting data shows how the manufactured geometry deviates from the desired geometry(solid line)</w:t>
-      </w:r>
-      <w:r>
-        <w:rPr>
-          <w:sz w:val="18"/>
-          <w:szCs w:val="18"/>
-        </w:rPr>
-        <w:t>.</w:t>
+          <w:i/>
+          <w:iCs/>
+          <w:sz w:val="18"/>
+          <w:szCs w:val="18"/>
+        </w:rPr>
+        <w:t>Figure 1</w:t>
+      </w:r>
+      <w:r>
+        <w:rPr>
+          <w:sz w:val="18"/>
+          <w:szCs w:val="18"/>
+        </w:rPr>
+        <w:t xml:space="preserve"> shows processed data from a set of </w:t>
+      </w:r>
+      <w:r>
+        <w:rPr>
+          <w:sz w:val="18"/>
+          <w:szCs w:val="18"/>
+        </w:rPr>
+        <w:t xml:space="preserve">Two </w:t>
+      </w:r>
+      <w:r>
+        <w:rPr>
+          <w:sz w:val="18"/>
+          <w:szCs w:val="18"/>
+        </w:rPr>
+        <w:t>foils manufactured using existing methods to generate the machine tool paths</w:t>
+      </w:r>
+      <w:r>
+        <w:rPr>
+          <w:sz w:val="18"/>
+          <w:szCs w:val="18"/>
+        </w:rPr>
+        <w:t>. T</w:t>
+      </w:r>
+      <w:r>
+        <w:rPr>
+          <w:sz w:val="18"/>
+          <w:szCs w:val="18"/>
+        </w:rPr>
+        <w:t>he scans were performed with the EINSCAN HX 3D scanner with 0.2</w:t>
+      </w:r>
+      <w:r>
+        <w:rPr>
+          <w:sz w:val="18"/>
+          <w:szCs w:val="18"/>
+        </w:rPr>
+        <w:t xml:space="preserve"> </w:t>
+      </w:r>
+      <w:r>
+        <w:rPr>
+          <w:sz w:val="18"/>
+          <w:szCs w:val="18"/>
+        </w:rPr>
+        <w:t>mm resolution. The resulting data shows how the manufactured geometry deviates from the desired geometry</w:t>
+      </w:r>
+      <w:r>
+        <w:rPr>
+          <w:sz w:val="18"/>
+          <w:szCs w:val="18"/>
+        </w:rPr>
+        <w:t xml:space="preserve"> </w:t>
+      </w:r>
+      <w:r>
+        <w:rPr>
+          <w:sz w:val="18"/>
+          <w:szCs w:val="18"/>
+        </w:rPr>
+        <w:t>(solid line).</w:t>
       </w:r>
     </w:p>
     <w:p>
@@ -566,14 +872,42 @@
           <w:sz w:val="18"/>
           <w:szCs w:val="18"/>
         </w:rPr>
-        <w:t>As previously shown small deviations in foil geometry can have disproportionate effects on flight performance and characteristics. A central goal to meet design specification results in</w:t>
-      </w:r>
-      <w:r>
-        <w:rPr>
-          <w:sz w:val="18"/>
-          <w:szCs w:val="18"/>
-        </w:rPr>
-        <w:t xml:space="preserve"> tight margins  and the need to the manufactured geometry to closely match the theoretical performance</w:t>
+        <w:t xml:space="preserve">As previously </w:t>
+      </w:r>
+      <w:r>
+        <w:rPr>
+          <w:sz w:val="18"/>
+          <w:szCs w:val="18"/>
+        </w:rPr>
+        <w:t>stated</w:t>
+      </w:r>
+      <w:r>
+        <w:rPr>
+          <w:sz w:val="18"/>
+          <w:szCs w:val="18"/>
+        </w:rPr>
+        <w:t xml:space="preserve"> small deviations in foil geometry can have disproportionate effects on flight performance and characteristics. A central goal to meet design specification results in</w:t>
+      </w:r>
+      <w:r>
+        <w:rPr>
+          <w:sz w:val="18"/>
+          <w:szCs w:val="18"/>
+        </w:rPr>
+        <w:t xml:space="preserve"> tight margins  and the need</w:t>
+      </w:r>
+      <w:r>
+        <w:rPr>
+          <w:sz w:val="18"/>
+          <w:szCs w:val="18"/>
+        </w:rPr>
+        <w:t xml:space="preserve"> for</w:t>
+      </w:r>
+      <w:r>
+        <w:rPr>
+          <w:sz w:val="18"/>
+          <w:szCs w:val="18"/>
+        </w:rPr>
+        <w:t xml:space="preserve"> the manufactured geometry to closely match the theoretical performance</w:t>
       </w:r>
       <w:r>
         <w:rPr>
@@ -582,6 +916,49 @@
         </w:rPr>
         <w:t>, we can ensure this by more closely matching the manufactured geometry to the design geometry.</w:t>
       </w:r>
+    </w:p>
+    <w:p>
+      <w:pPr>
+        <w:jc w:val="both"/>
+        <w:rPr>
+          <w:sz w:val="18"/>
+          <w:szCs w:val="18"/>
+        </w:rPr>
+      </w:pPr>
+    </w:p>
+    <w:p>
+      <w:pPr>
+        <w:jc w:val="both"/>
+        <w:rPr>
+          <w:sz w:val="18"/>
+          <w:szCs w:val="18"/>
+        </w:rPr>
+      </w:pPr>
+      <w:r>
+        <w:rPr>
+          <w:i/>
+          <w:iCs/>
+          <w:sz w:val="18"/>
+          <w:szCs w:val="18"/>
+        </w:rPr>
+        <w:t>Figure 2</w:t>
+      </w:r>
+      <w:r>
+        <w:rPr>
+          <w:sz w:val="18"/>
+          <w:szCs w:val="18"/>
+        </w:rPr>
+        <w:t xml:space="preserve"> shows that as a result of manufacturing inaccuracies the manufactured foil geometry has a 10% reduction of lift generated at 0˚ Angle of Attack and Re = 130,000.</w:t>
+      </w:r>
+    </w:p>
+    <w:p>
+      <w:pPr>
+        <w:jc w:val="both"/>
+        <w:rPr>
+          <w:sz w:val="18"/>
+          <w:szCs w:val="18"/>
+        </w:rPr>
+      </w:pPr>
     </w:p>
     <w:p>
       <w:pPr>
@@ -692,25 +1069,61 @@
         <w:rPr>
           <w:color w:val="auto"/>
         </w:rPr>
-        <w:t>. Comparison of theoretical performance of designed foil geometry(</w:t>
-      </w:r>
-      <w:r>
-        <w:rPr>
-          <w:color w:val="auto"/>
-        </w:rPr>
-        <w:t>Dashed</w:t>
-      </w:r>
-      <w:r>
-        <w:rPr>
-          <w:color w:val="auto"/>
-        </w:rPr>
-        <w:t>) and manufactured foil geometry(</w:t>
-      </w:r>
-      <w:r>
-        <w:rPr>
-          <w:color w:val="auto"/>
-        </w:rPr>
-        <w:t>Solid</w:t>
+        <w:t>. Comparison of theoretical performance of designed foil geometry</w:t>
+      </w:r>
+      <w:r>
+        <w:rPr>
+          <w:color w:val="auto"/>
+        </w:rPr>
+        <w:t xml:space="preserve"> </w:t>
+      </w:r>
+      <w:r>
+        <w:rPr>
+          <w:color w:val="auto"/>
+        </w:rPr>
+        <w:t>(</w:t>
+      </w:r>
+      <w:r>
+        <w:rPr>
+          <w:color w:val="auto"/>
+        </w:rPr>
+        <w:t>d</w:t>
+      </w:r>
+      <w:r>
+        <w:rPr>
+          <w:color w:val="auto"/>
+        </w:rPr>
+        <w:t>ashed</w:t>
+      </w:r>
+      <w:r>
+        <w:rPr>
+          <w:color w:val="auto"/>
+        </w:rPr>
+        <w:t>) and manufactured foil geometry</w:t>
+      </w:r>
+      <w:r>
+        <w:rPr>
+          <w:color w:val="auto"/>
+        </w:rPr>
+        <w:t xml:space="preserve"> </w:t>
+      </w:r>
+      <w:r>
+        <w:rPr>
+          <w:color w:val="auto"/>
+        </w:rPr>
+        <w:t>(</w:t>
+      </w:r>
+      <w:r>
+        <w:rPr>
+          <w:color w:val="auto"/>
+        </w:rPr>
+        <w:t>s</w:t>
+      </w:r>
+      <w:r>
+        <w:rPr>
+          <w:color w:val="auto"/>
+        </w:rPr>
+        <w:t>olid</w:t>
       </w:r>
       <w:r>
         <w:rPr>
@@ -836,7 +1249,25 @@
         <w:rPr>
           <w:color w:val="auto"/>
         </w:rPr>
-        <w:t>[4]</w:t>
+        <w:t xml:space="preserve"> </w:t>
+      </w:r>
+      <w:r>
+        <w:rPr>
+          <w:color w:val="auto"/>
+        </w:rPr>
+        <w:t>[</w:t>
+      </w:r>
+      <w:r>
+        <w:rPr>
+          <w:color w:val="auto"/>
+        </w:rPr>
+        <w:t>5</w:t>
+      </w:r>
+      <w:r>
+        <w:rPr>
+          <w:color w:val="auto"/>
+        </w:rPr>
+        <w:t>]</w:t>
       </w:r>
       <w:r>
         <w:rPr>
@@ -847,6 +1278,18 @@
     </w:p>
     <w:p>
       <w:pPr>
+        <w:pStyle w:val="Heading1"/>
+      </w:pPr>
+      <w:r>
+        <w:t>Aims &amp; Objectives</w:t>
+      </w:r>
+      <w:r>
+        <w:t xml:space="preserve"> </w:t>
+      </w:r>
+    </w:p>
+    <w:p>
+      <w:pPr>
+        <w:ind w:left="202"/>
         <w:jc w:val="both"/>
         <w:rPr>
           <w:sz w:val="18"/>
@@ -858,50 +1301,21 @@
           <w:sz w:val="18"/>
           <w:szCs w:val="18"/>
         </w:rPr>
-        <w:t>Figure 2 shows that as a result of manufacturing inaccuracies the manufactured foil geometry has a 10% reduction of lift generated at 0˚ Angle of Attack</w:t>
-      </w:r>
-      <w:r>
-        <w:rPr>
-          <w:sz w:val="18"/>
-          <w:szCs w:val="18"/>
-        </w:rPr>
-        <w:t xml:space="preserve"> and Re = 130,000.</w:t>
-      </w:r>
-    </w:p>
-    <w:p>
-      <w:pPr>
-        <w:pStyle w:val="Heading1"/>
-      </w:pPr>
-      <w:r>
-        <w:t>Aims &amp; Objectives</w:t>
-      </w:r>
-    </w:p>
-    <w:p>
-      <w:pPr>
-        <w:ind w:left="202"/>
-        <w:rPr>
-          <w:sz w:val="18"/>
-          <w:szCs w:val="18"/>
-        </w:rPr>
-      </w:pPr>
-      <w:r>
-        <w:rPr>
-          <w:sz w:val="18"/>
-          <w:szCs w:val="18"/>
-        </w:rPr>
         <w:t>The central aim of this paper is as follows:</w:t>
       </w:r>
     </w:p>
     <w:p>
       <w:pPr>
-        <w:rPr>
-          <w:sz w:val="18"/>
-          <w:szCs w:val="18"/>
-        </w:rPr>
-      </w:pPr>
-    </w:p>
-    <w:p>
-      <w:pPr>
+        <w:jc w:val="both"/>
+        <w:rPr>
+          <w:sz w:val="18"/>
+          <w:szCs w:val="18"/>
+        </w:rPr>
+      </w:pPr>
+    </w:p>
+    <w:p>
+      <w:pPr>
+        <w:jc w:val="both"/>
         <w:rPr>
           <w:sz w:val="18"/>
           <w:szCs w:val="18"/>
@@ -924,37 +1338,62 @@
     </w:p>
     <w:p>
       <w:pPr>
-        <w:rPr>
-          <w:sz w:val="18"/>
-          <w:szCs w:val="18"/>
-        </w:rPr>
-      </w:pPr>
-    </w:p>
-    <w:p>
-      <w:pPr>
-        <w:rPr>
-          <w:sz w:val="18"/>
-          <w:szCs w:val="18"/>
-        </w:rPr>
-      </w:pPr>
-      <w:r>
-        <w:rPr>
-          <w:sz w:val="18"/>
-          <w:szCs w:val="18"/>
-        </w:rPr>
-        <w:t>This Aim has been broken into a set of quantifiable objectives used to track progress.</w:t>
-      </w:r>
-    </w:p>
-    <w:p>
-      <w:pPr>
-        <w:rPr>
-          <w:sz w:val="18"/>
-          <w:szCs w:val="18"/>
-        </w:rPr>
-      </w:pPr>
-    </w:p>
-    <w:p>
-      <w:pPr>
+        <w:jc w:val="both"/>
+        <w:rPr>
+          <w:sz w:val="18"/>
+          <w:szCs w:val="18"/>
+        </w:rPr>
+      </w:pPr>
+    </w:p>
+    <w:p>
+      <w:pPr>
+        <w:jc w:val="both"/>
+        <w:rPr>
+          <w:sz w:val="18"/>
+          <w:szCs w:val="18"/>
+        </w:rPr>
+      </w:pPr>
+      <w:r>
+        <w:rPr>
+          <w:sz w:val="18"/>
+          <w:szCs w:val="18"/>
+        </w:rPr>
+        <w:t xml:space="preserve">This </w:t>
+      </w:r>
+      <w:r>
+        <w:rPr>
+          <w:sz w:val="18"/>
+          <w:szCs w:val="18"/>
+        </w:rPr>
+        <w:t>a</w:t>
+      </w:r>
+      <w:r>
+        <w:rPr>
+          <w:sz w:val="18"/>
+          <w:szCs w:val="18"/>
+        </w:rPr>
+        <w:t>im has been broken into a set of quantifiable objectives used to track progress</w:t>
+      </w:r>
+      <w:r>
+        <w:rPr>
+          <w:sz w:val="18"/>
+          <w:szCs w:val="18"/>
+        </w:rPr>
+        <w:t>:</w:t>
+      </w:r>
+    </w:p>
+    <w:p>
+      <w:pPr>
+        <w:jc w:val="both"/>
+        <w:rPr>
+          <w:sz w:val="18"/>
+          <w:szCs w:val="18"/>
+        </w:rPr>
+      </w:pPr>
+    </w:p>
+    <w:p>
+      <w:pPr>
+        <w:jc w:val="both"/>
         <w:rPr>
           <w:sz w:val="18"/>
           <w:szCs w:val="18"/>
@@ -970,37 +1409,55 @@
     </w:p>
     <w:p>
       <w:pPr>
-        <w:rPr>
-          <w:sz w:val="18"/>
-          <w:szCs w:val="18"/>
-        </w:rPr>
-      </w:pPr>
-    </w:p>
-    <w:p>
-      <w:pPr>
-        <w:rPr>
-          <w:sz w:val="18"/>
-          <w:szCs w:val="18"/>
-        </w:rPr>
-      </w:pPr>
-      <w:r>
-        <w:rPr>
-          <w:sz w:val="18"/>
-          <w:szCs w:val="18"/>
-        </w:rPr>
-        <w:t>OB2. Research, Develop and implement the a new approach.</w:t>
-      </w:r>
-    </w:p>
-    <w:p>
-      <w:pPr>
-        <w:rPr>
-          <w:sz w:val="18"/>
-          <w:szCs w:val="18"/>
-        </w:rPr>
-      </w:pPr>
-    </w:p>
-    <w:p>
-      <w:pPr>
+        <w:jc w:val="both"/>
+        <w:rPr>
+          <w:sz w:val="18"/>
+          <w:szCs w:val="18"/>
+        </w:rPr>
+      </w:pPr>
+    </w:p>
+    <w:p>
+      <w:pPr>
+        <w:jc w:val="both"/>
+        <w:rPr>
+          <w:sz w:val="18"/>
+          <w:szCs w:val="18"/>
+        </w:rPr>
+      </w:pPr>
+      <w:r>
+        <w:rPr>
+          <w:sz w:val="18"/>
+          <w:szCs w:val="18"/>
+        </w:rPr>
+        <w:t xml:space="preserve">OB2. Research, </w:t>
+      </w:r>
+      <w:r>
+        <w:rPr>
+          <w:sz w:val="18"/>
+          <w:szCs w:val="18"/>
+        </w:rPr>
+        <w:t>d</w:t>
+      </w:r>
+      <w:r>
+        <w:rPr>
+          <w:sz w:val="18"/>
+          <w:szCs w:val="18"/>
+        </w:rPr>
+        <w:t>evelop and implement the a new approach.</w:t>
+      </w:r>
+    </w:p>
+    <w:p>
+      <w:pPr>
+        <w:jc w:val="both"/>
+        <w:rPr>
+          <w:sz w:val="18"/>
+          <w:szCs w:val="18"/>
+        </w:rPr>
+      </w:pPr>
+    </w:p>
+    <w:p>
+      <w:pPr>
+        <w:jc w:val="both"/>
         <w:rPr>
           <w:sz w:val="18"/>
           <w:szCs w:val="18"/>
@@ -1016,25 +1473,55 @@
     </w:p>
     <w:p>
       <w:pPr>
-        <w:rPr>
-          <w:sz w:val="18"/>
-          <w:szCs w:val="18"/>
-        </w:rPr>
-      </w:pPr>
-    </w:p>
-    <w:p>
-      <w:pPr>
-        <w:rPr>
-          <w:sz w:val="18"/>
-          <w:szCs w:val="18"/>
-        </w:rPr>
-      </w:pPr>
-      <w:r>
-        <w:rPr>
-          <w:sz w:val="18"/>
-          <w:szCs w:val="18"/>
-        </w:rPr>
-        <w:t>OB4. Perform Wind Tunnel testing to compare aerodynamic performance.</w:t>
+        <w:jc w:val="both"/>
+        <w:rPr>
+          <w:sz w:val="18"/>
+          <w:szCs w:val="18"/>
+        </w:rPr>
+      </w:pPr>
+    </w:p>
+    <w:p>
+      <w:pPr>
+        <w:jc w:val="both"/>
+        <w:rPr>
+          <w:sz w:val="18"/>
+          <w:szCs w:val="18"/>
+        </w:rPr>
+      </w:pPr>
+      <w:r>
+        <w:rPr>
+          <w:sz w:val="18"/>
+          <w:szCs w:val="18"/>
+        </w:rPr>
+        <w:t>OB4. Perform</w:t>
+      </w:r>
+      <w:r>
+        <w:rPr>
+          <w:sz w:val="18"/>
+          <w:szCs w:val="18"/>
+        </w:rPr>
+        <w:t xml:space="preserve"> w</w:t>
+      </w:r>
+      <w:r>
+        <w:rPr>
+          <w:sz w:val="18"/>
+          <w:szCs w:val="18"/>
+        </w:rPr>
+        <w:t xml:space="preserve">ind </w:t>
+      </w:r>
+      <w:r>
+        <w:rPr>
+          <w:sz w:val="18"/>
+          <w:szCs w:val="18"/>
+        </w:rPr>
+        <w:t>t</w:t>
+      </w:r>
+      <w:r>
+        <w:rPr>
+          <w:sz w:val="18"/>
+          <w:szCs w:val="18"/>
+        </w:rPr>
+        <w:t>unnel testing to compare aerodynamic performance.</w:t>
       </w:r>
     </w:p>
     <w:p>
@@ -1054,6 +1541,7 @@
     <w:p>
       <w:pPr>
         <w:ind w:left="144"/>
+        <w:jc w:val="both"/>
         <w:rPr>
           <w:sz w:val="18"/>
           <w:szCs w:val="18"/>
@@ -1100,47 +1588,40 @@
     </w:p>
     <w:p>
       <w:pPr>
-        <w:ind w:left="144"/>
-        <w:rPr>
-          <w:sz w:val="18"/>
-          <w:szCs w:val="18"/>
-        </w:rPr>
-      </w:pPr>
-      <w:r>
-        <w:rPr>
-          <w:sz w:val="18"/>
-          <w:szCs w:val="18"/>
-        </w:rPr>
-        <w:t>We must first robustly predict the resulting shape from</w:t>
-      </w:r>
-      <w:r>
-        <w:rPr>
-          <w:sz w:val="18"/>
-          <w:szCs w:val="18"/>
-        </w:rPr>
-        <w:t xml:space="preserve"> a</w:t>
-      </w:r>
-    </w:p>
-    <w:p>
-      <w:pPr>
-        <w:rPr>
-          <w:sz w:val="18"/>
-          <w:szCs w:val="18"/>
-        </w:rPr>
-      </w:pPr>
-      <w:r>
-        <w:rPr>
-          <w:sz w:val="18"/>
-          <w:szCs w:val="18"/>
-        </w:rPr>
-        <w:t xml:space="preserve">given wire trajectory. To simplify this problem </w:t>
-      </w:r>
-      <w:r>
-        <w:rPr>
-          <w:sz w:val="18"/>
-          <w:szCs w:val="18"/>
-        </w:rPr>
-        <w:t xml:space="preserve">it is assumed that at the instant ablation at a point ceases the surface </w:t>
+        <w:ind w:firstLine="144"/>
+        <w:jc w:val="both"/>
+        <w:rPr>
+          <w:sz w:val="18"/>
+          <w:szCs w:val="18"/>
+        </w:rPr>
+      </w:pPr>
+      <w:r>
+        <w:rPr>
+          <w:sz w:val="18"/>
+          <w:szCs w:val="18"/>
+        </w:rPr>
+        <w:t>For this method to work the material must</w:t>
+      </w:r>
+      <w:r>
+        <w:rPr>
+          <w:sz w:val="18"/>
+          <w:szCs w:val="18"/>
+        </w:rPr>
+        <w:t xml:space="preserve"> first robustly predict the resulting shape from a</w:t>
+      </w:r>
+      <w:r>
+        <w:rPr>
+          <w:sz w:val="18"/>
+          <w:szCs w:val="18"/>
+        </w:rPr>
+        <w:t xml:space="preserve"> </w:t>
+      </w:r>
+      <w:r>
+        <w:rPr>
+          <w:sz w:val="18"/>
+          <w:szCs w:val="18"/>
+        </w:rPr>
+        <w:t xml:space="preserve">given wire trajectory. To simplify this problem it is assumed that at the instant ablation at a point ceases the surface </w:t>
       </w:r>
       <w:r>
         <w:rPr>
@@ -1154,7 +1635,28 @@
           <w:sz w:val="18"/>
           <w:szCs w:val="18"/>
         </w:rPr>
-        <w:t xml:space="preserve"> will </w:t>
+        <w:t xml:space="preserve"> will be a known material</w:t>
+      </w:r>
+      <w:r>
+        <w:rPr>
+          <w:sz w:val="18"/>
+          <w:szCs w:val="18"/>
+        </w:rPr>
+        <w:t>-</w:t>
+      </w:r>
+      <w:r>
+        <w:rPr>
+          <w:sz w:val="18"/>
+          <w:szCs w:val="18"/>
+        </w:rPr>
+        <w:t>dependent value</w:t>
+      </w:r>
+      <w:r>
+        <w:rPr>
+          <w:sz w:val="18"/>
+          <w:szCs w:val="18"/>
+        </w:rPr>
+        <w:t xml:space="preserve">, If </w:t>
       </w:r>
       <w:r>
         <w:rPr>
@@ -1162,14 +1664,7 @@
           <w:szCs w:val="18"/>
         </w:rPr>
         <w:lastRenderedPageBreak/>
-        <w:t>be a known material dependent value</w:t>
-      </w:r>
-      <w:r>
-        <w:rPr>
-          <w:sz w:val="18"/>
-          <w:szCs w:val="18"/>
-        </w:rPr>
-        <w:t xml:space="preserve">, If a given surface is exposed to more thermal energy than would be required to bring it to this critical surface specific energy the surface will be over ablated and vice versa, it is now only necessary to calculate the cumulative surface thermal exposure at each </w:t>
+        <w:t xml:space="preserve">a given surface is exposed to more thermal energy than would be required to bring it to this critical surface specific energy the surface will be over ablated and vice versa, it is now only necessary to calculate the cumulative surface thermal exposure at each </w:t>
       </w:r>
       <w:r>
         <w:rPr>
@@ -1184,38 +1679,92 @@
         <w:pStyle w:val="Heading2"/>
       </w:pPr>
       <w:r>
-        <w:t xml:space="preserve">Thermal </w:t>
-      </w:r>
-      <w:r>
-        <w:t>modelling</w:t>
-      </w:r>
-    </w:p>
-    <w:p>
-      <w:r>
-        <w:t>To compute the surface exposure both the wire trajectory and surface geometry are discretised, each panel is defined by 2 points and a vector.</w:t>
-      </w:r>
-    </w:p>
-    <w:p>
-      <w:pPr>
-        <w:jc w:val="center"/>
-      </w:pPr>
-    </w:p>
-    <w:p>
-      <w:pPr>
-        <w:rPr>
-          <w:sz w:val="18"/>
-          <w:szCs w:val="18"/>
-        </w:rPr>
-      </w:pPr>
-      <w:r>
-        <w:t xml:space="preserve">To simplify computation a binary mask is used to track which panels have valid interaction, the mask is formed by </w:t>
-      </w:r>
-      <w:r>
-        <w:rPr>
-          <w:sz w:val="18"/>
-          <w:szCs w:val="18"/>
-        </w:rPr>
-        <w:t xml:space="preserve">taking the sign of the vector cross product of every combination of wire panel and surface panel. </w:t>
+        <w:t>Thermal modelling</w:t>
+      </w:r>
+    </w:p>
+    <w:p>
+      <w:pPr>
+        <w:jc w:val="both"/>
+        <w:rPr>
+          <w:sz w:val="18"/>
+          <w:szCs w:val="18"/>
+        </w:rPr>
+      </w:pPr>
+      <w:r>
+        <w:rPr>
+          <w:sz w:val="18"/>
+          <w:szCs w:val="18"/>
+        </w:rPr>
+        <w:t xml:space="preserve">To compute the surface exposure both the wire trajectory and surface geometry are discretised, each panel is defined by </w:t>
+      </w:r>
+      <w:r>
+        <w:rPr>
+          <w:sz w:val="18"/>
+          <w:szCs w:val="18"/>
+        </w:rPr>
+        <w:t>two</w:t>
+      </w:r>
+      <w:r>
+        <w:rPr>
+          <w:sz w:val="18"/>
+          <w:szCs w:val="18"/>
+        </w:rPr>
+        <w:t xml:space="preserve"> points and a vector.</w:t>
+      </w:r>
+      <w:r>
+        <w:rPr>
+          <w:sz w:val="18"/>
+          <w:szCs w:val="18"/>
+        </w:rPr>
+        <w:t xml:space="preserve"> </w:t>
+      </w:r>
+    </w:p>
+    <w:p>
+      <w:pPr>
+        <w:jc w:val="both"/>
+        <w:rPr>
+          <w:sz w:val="18"/>
+          <w:szCs w:val="18"/>
+        </w:rPr>
+      </w:pPr>
+    </w:p>
+    <w:p>
+      <w:pPr>
+        <w:jc w:val="both"/>
+        <w:rPr>
+          <w:sz w:val="18"/>
+          <w:szCs w:val="18"/>
+        </w:rPr>
+      </w:pPr>
+      <w:r>
+        <w:rPr>
+          <w:sz w:val="18"/>
+          <w:szCs w:val="18"/>
+        </w:rPr>
+        <w:t xml:space="preserve">To simplify computation a binary mask is used to track which panels have valid interaction, the mask is formed by taking the sign of the vector cross product of every combination of wire panel and surface panel. </w:t>
+      </w:r>
+      <w:r>
+        <w:rPr>
+          <w:i/>
+          <w:iCs/>
+          <w:sz w:val="18"/>
+          <w:szCs w:val="18"/>
+        </w:rPr>
+        <w:t>Figure 3</w:t>
+      </w:r>
+      <w:r>
+        <w:rPr>
+          <w:sz w:val="18"/>
+          <w:szCs w:val="18"/>
+        </w:rPr>
+        <w:t xml:space="preserve"> shows the results of this operation, black regions show </w:t>
+      </w:r>
+      <w:r>
+        <w:rPr>
+          <w:sz w:val="18"/>
+          <w:szCs w:val="18"/>
+        </w:rPr>
+        <w:t>what wire positions will result in ablation of which surface positions.</w:t>
       </w:r>
     </w:p>
     <w:p>
@@ -1289,26 +1838,65 @@
     <w:p>
       <w:pPr>
         <w:pStyle w:val="Caption"/>
+        <w:jc w:val="center"/>
+        <w:rPr>
+          <w:color w:val="auto"/>
+        </w:rPr>
+      </w:pPr>
+      <w:r>
+        <w:rPr>
+          <w:color w:val="auto"/>
+        </w:rPr>
+        <w:t xml:space="preserve">Figure </w:t>
+      </w:r>
+      <w:r>
+        <w:rPr>
+          <w:color w:val="auto"/>
+        </w:rPr>
+        <w:fldChar w:fldCharType="begin"/>
+      </w:r>
+      <w:r>
+        <w:rPr>
+          <w:color w:val="auto"/>
+        </w:rPr>
+        <w:instrText xml:space="preserve"> SEQ Figure \* ARABIC </w:instrText>
+      </w:r>
+      <w:r>
+        <w:rPr>
+          <w:color w:val="auto"/>
+        </w:rPr>
+        <w:fldChar w:fldCharType="separate"/>
+      </w:r>
+      <w:r>
+        <w:rPr>
+          <w:noProof/>
+          <w:color w:val="auto"/>
+        </w:rPr>
+        <w:t>3</w:t>
+      </w:r>
+      <w:r>
+        <w:rPr>
+          <w:noProof/>
+          <w:color w:val="auto"/>
+        </w:rPr>
+        <w:fldChar w:fldCharType="end"/>
+      </w:r>
+      <w:r>
+        <w:rPr>
+          <w:color w:val="auto"/>
+        </w:rPr>
+        <w:t>. Wire, Surface visibility, Black regions describe regions on the surface that are visible at a chosen wire position</w:t>
+      </w:r>
+      <w:r>
+        <w:rPr>
+          <w:color w:val="auto"/>
+        </w:rPr>
+        <w:t xml:space="preserve">. </w:t>
+      </w:r>
+    </w:p>
+    <w:p>
+      <w:pPr>
         <w:jc w:val="both"/>
-      </w:pPr>
-      <w:r>
-        <w:t xml:space="preserve">Figure </w:t>
-      </w:r>
-      <w:fldSimple w:instr=" SEQ Figure \* ARABIC ">
-        <w:r>
-          <w:rPr>
-            <w:noProof/>
-          </w:rPr>
-          <w:t>3</w:t>
-        </w:r>
-      </w:fldSimple>
-      <w:r>
-        <w:t>. Wire, Surface visibility, Black regions describe regions on the surface that are visible at a chosen wire position</w:t>
-      </w:r>
-    </w:p>
-    <w:p>
-      <w:pPr>
-        <w:jc w:val="both"/>
         <w:rPr>
           <w:sz w:val="18"/>
           <w:szCs w:val="18"/>
@@ -1326,7 +1914,46 @@
           <w:sz w:val="18"/>
           <w:szCs w:val="18"/>
         </w:rPr>
-        <w:t>TE -&gt; LE -&gt; TE, (Trailing edge, Leading edge).</w:t>
+        <w:t>TE -&gt; LE -&gt; TE (</w:t>
+      </w:r>
+      <w:r>
+        <w:rPr>
+          <w:sz w:val="18"/>
+          <w:szCs w:val="18"/>
+        </w:rPr>
+        <w:t>T</w:t>
+      </w:r>
+      <w:r>
+        <w:rPr>
+          <w:rStyle w:val="CommentReference"/>
+          <w:rFonts w:eastAsiaTheme="minorHAnsi"/>
+          <w:kern w:val="2"/>
+          <w:sz w:val="18"/>
+          <w:szCs w:val="18"/>
+          <w14:ligatures w14:val="standardContextual"/>
+        </w:rPr>
+        <w:t>r</w:t>
+      </w:r>
+      <w:r>
+        <w:rPr>
+          <w:sz w:val="18"/>
+          <w:szCs w:val="18"/>
+        </w:rPr>
+        <w:t>ailing</w:t>
+      </w:r>
+      <w:r>
+        <w:rPr>
+          <w:sz w:val="18"/>
+          <w:szCs w:val="18"/>
+        </w:rPr>
+        <w:t xml:space="preserve"> edge, Leading edge</w:t>
+      </w:r>
+      <w:r>
+        <w:rPr>
+          <w:sz w:val="18"/>
+          <w:szCs w:val="18"/>
+        </w:rPr>
+        <w:t>).</w:t>
       </w:r>
     </w:p>
     <w:p>
@@ -1393,8 +2020,8 @@
           <w:szCs w:val="18"/>
         </w:rPr>
         <w:drawing>
-          <wp:inline distT="0" distB="0" distL="0" distR="0" wp14:anchorId="067BDBFD" wp14:editId="195AFBBA">
-            <wp:extent cx="1109133" cy="920653"/>
+          <wp:inline distT="0" distB="0" distL="0" distR="0" wp14:anchorId="067BDBFD" wp14:editId="3F84F7B5">
+            <wp:extent cx="1333500" cy="1106892"/>
             <wp:effectExtent l="0" t="0" r="0" b="0"/>
             <wp:docPr id="1136831600" name="Picture 7" descr="A blue and purple squares&#10;&#10;Description automatically generated with medium confidence"/>
             <wp:cNvGraphicFramePr>
@@ -1425,7 +2052,7 @@
                   <pic:spPr bwMode="auto">
                     <a:xfrm>
                       <a:off x="0" y="0"/>
-                      <a:ext cx="1134037" cy="941325"/>
+                      <a:ext cx="1393080" cy="1156347"/>
                     </a:xfrm>
                     <a:prstGeom prst="rect">
                       <a:avLst/>
@@ -1446,38 +2073,114 @@
       <w:pPr>
         <w:pStyle w:val="Caption"/>
         <w:jc w:val="center"/>
-      </w:pPr>
-      <w:r>
+        <w:rPr>
+          <w:color w:val="auto"/>
+        </w:rPr>
+      </w:pPr>
+      <w:r>
+        <w:rPr>
+          <w:color w:val="auto"/>
+        </w:rPr>
         <w:t xml:space="preserve">Figure </w:t>
       </w:r>
-      <w:fldSimple w:instr=" SEQ Figure \* ARABIC ">
-        <w:r>
-          <w:rPr>
-            <w:noProof/>
-          </w:rPr>
-          <w:t>4</w:t>
-        </w:r>
-      </w:fldSimple>
-      <w:r>
-        <w:t>. Wire Surface couplin</w:t>
-      </w:r>
-      <w:r>
-        <w:t>g.</w:t>
-      </w:r>
-    </w:p>
-    <w:p>
-      <w:pPr>
-        <w:rPr>
-          <w:sz w:val="18"/>
-          <w:szCs w:val="18"/>
-        </w:rPr>
-      </w:pPr>
-      <w:r>
-        <w:rPr>
-          <w:sz w:val="18"/>
-          <w:szCs w:val="18"/>
-        </w:rPr>
-        <w:t>Figure 4 shows the exposure of each surface panel as a result of a wire panel, it can be seen that most regions experience similar heating but some regions near the trailing edge experience significantly more heating as a result of the foils geometry.</w:t>
+      <w:r>
+        <w:rPr>
+          <w:color w:val="auto"/>
+        </w:rPr>
+        <w:fldChar w:fldCharType="begin"/>
+      </w:r>
+      <w:r>
+        <w:rPr>
+          <w:color w:val="auto"/>
+        </w:rPr>
+        <w:instrText xml:space="preserve"> SEQ Figure \* ARABIC </w:instrText>
+      </w:r>
+      <w:r>
+        <w:rPr>
+          <w:color w:val="auto"/>
+        </w:rPr>
+        <w:fldChar w:fldCharType="separate"/>
+      </w:r>
+      <w:r>
+        <w:rPr>
+          <w:noProof/>
+          <w:color w:val="auto"/>
+        </w:rPr>
+        <w:t>4</w:t>
+      </w:r>
+      <w:r>
+        <w:rPr>
+          <w:noProof/>
+          <w:color w:val="auto"/>
+        </w:rPr>
+        <w:fldChar w:fldCharType="end"/>
+      </w:r>
+      <w:r>
+        <w:rPr>
+          <w:color w:val="auto"/>
+        </w:rPr>
+        <w:t>. Wire</w:t>
+      </w:r>
+      <w:r>
+        <w:rPr>
+          <w:color w:val="auto"/>
+        </w:rPr>
+        <w:t>,</w:t>
+      </w:r>
+      <w:r>
+        <w:rPr>
+          <w:color w:val="auto"/>
+        </w:rPr>
+        <w:t xml:space="preserve"> Surface </w:t>
+      </w:r>
+      <w:r>
+        <w:rPr>
+          <w:color w:val="auto"/>
+        </w:rPr>
+        <w:t>coupling</w:t>
+      </w:r>
+      <w:r>
+        <w:rPr>
+          <w:rStyle w:val="CommentReference"/>
+          <w:rFonts w:asciiTheme="minorHAnsi" w:eastAsiaTheme="minorHAnsi" w:hAnsiTheme="minorHAnsi" w:cstheme="minorBidi"/>
+          <w:i w:val="0"/>
+          <w:iCs w:val="0"/>
+          <w:color w:val="auto"/>
+          <w:kern w:val="2"/>
+          <w14:ligatures w14:val="standardContextual"/>
+        </w:rPr>
+        <w:t>,</w:t>
+      </w:r>
+      <w:r>
+        <w:rPr>
+          <w:color w:val="auto"/>
+        </w:rPr>
+        <w:t xml:space="preserve"> Brighter colours represent regions of stronger coupling.</w:t>
+      </w:r>
+    </w:p>
+    <w:p>
+      <w:pPr>
+        <w:jc w:val="both"/>
+        <w:rPr>
+          <w:sz w:val="18"/>
+          <w:szCs w:val="18"/>
+        </w:rPr>
+      </w:pPr>
+      <w:r>
+        <w:rPr>
+          <w:i/>
+          <w:iCs/>
+          <w:sz w:val="18"/>
+          <w:szCs w:val="18"/>
+        </w:rPr>
+        <w:t>Figure 4</w:t>
+      </w:r>
+      <w:r>
+        <w:rPr>
+          <w:sz w:val="18"/>
+          <w:szCs w:val="18"/>
+        </w:rPr>
+        <w:t xml:space="preserve"> shows the exposure of each surface panel as a result of a wire panel, it can be seen that most regions experience similar heating but some regions near the trailing edge experience significantly more heating as a result of the foils geometry.</w:t>
       </w:r>
     </w:p>
     <w:p>
@@ -1500,9 +2203,9 @@
           <w:szCs w:val="18"/>
         </w:rPr>
         <w:drawing>
-          <wp:inline distT="0" distB="0" distL="0" distR="0" wp14:anchorId="11E949F2" wp14:editId="42522339">
-            <wp:extent cx="1066800" cy="592885"/>
-            <wp:effectExtent l="0" t="0" r="0" b="0"/>
+          <wp:inline distT="0" distB="0" distL="0" distR="0" wp14:anchorId="11E949F2" wp14:editId="40FAE31A">
+            <wp:extent cx="2118360" cy="1177299"/>
+            <wp:effectExtent l="0" t="0" r="0" b="3810"/>
             <wp:docPr id="1790800610" name="Picture 9" descr="A graph with lines on it&#10;&#10;Description automatically generated"/>
             <wp:cNvGraphicFramePr>
               <a:graphicFrameLocks xmlns:a="http://schemas.openxmlformats.org/drawingml/2006/main" noChangeAspect="1"/>
@@ -1532,7 +2235,7 @@
                   <pic:spPr bwMode="auto">
                     <a:xfrm>
                       <a:off x="0" y="0"/>
-                      <a:ext cx="1082894" cy="601829"/>
+                      <a:ext cx="2201350" cy="1223421"/>
                     </a:xfrm>
                     <a:prstGeom prst="rect">
                       <a:avLst/>
@@ -1553,19 +2256,52 @@
       <w:pPr>
         <w:pStyle w:val="Caption"/>
         <w:jc w:val="center"/>
-      </w:pPr>
-      <w:r>
+        <w:rPr>
+          <w:color w:val="auto"/>
+        </w:rPr>
+      </w:pPr>
+      <w:r>
+        <w:rPr>
+          <w:color w:val="auto"/>
+        </w:rPr>
         <w:t xml:space="preserve">Figure </w:t>
       </w:r>
-      <w:fldSimple w:instr=" SEQ Figure \* ARABIC ">
-        <w:r>
-          <w:rPr>
-            <w:noProof/>
-          </w:rPr>
-          <w:t>5</w:t>
-        </w:r>
-      </w:fldSimple>
-      <w:r>
+      <w:r>
+        <w:rPr>
+          <w:color w:val="auto"/>
+        </w:rPr>
+        <w:fldChar w:fldCharType="begin"/>
+      </w:r>
+      <w:r>
+        <w:rPr>
+          <w:color w:val="auto"/>
+        </w:rPr>
+        <w:instrText xml:space="preserve"> SEQ Figure \* ARABIC </w:instrText>
+      </w:r>
+      <w:r>
+        <w:rPr>
+          <w:color w:val="auto"/>
+        </w:rPr>
+        <w:fldChar w:fldCharType="separate"/>
+      </w:r>
+      <w:r>
+        <w:rPr>
+          <w:noProof/>
+          <w:color w:val="auto"/>
+        </w:rPr>
+        <w:t>5</w:t>
+      </w:r>
+      <w:r>
+        <w:rPr>
+          <w:noProof/>
+          <w:color w:val="auto"/>
+        </w:rPr>
+        <w:fldChar w:fldCharType="end"/>
+      </w:r>
+      <w:r>
+        <w:rPr>
+          <w:color w:val="auto"/>
+        </w:rPr>
         <w:t>. Panel total exposure.</w:t>
       </w:r>
     </w:p>
@@ -1579,9 +2315,9 @@
           <w:noProof/>
         </w:rPr>
         <w:drawing>
-          <wp:inline distT="0" distB="0" distL="0" distR="0" wp14:anchorId="5EAA1B7B" wp14:editId="1ACC31F3">
-            <wp:extent cx="1415143" cy="287454"/>
-            <wp:effectExtent l="0" t="0" r="0" b="0"/>
+          <wp:inline distT="0" distB="0" distL="0" distR="0" wp14:anchorId="5EAA1B7B" wp14:editId="3845D074">
+            <wp:extent cx="2963560" cy="601980"/>
+            <wp:effectExtent l="0" t="0" r="8255" b="7620"/>
             <wp:docPr id="211771131" name="Picture 8"/>
             <wp:cNvGraphicFramePr>
               <a:graphicFrameLocks xmlns:a="http://schemas.openxmlformats.org/drawingml/2006/main" noChangeAspect="1"/>
@@ -1609,7 +2345,7 @@
                   <pic:spPr bwMode="auto">
                     <a:xfrm>
                       <a:off x="0" y="0"/>
-                      <a:ext cx="1437148" cy="291924"/>
+                      <a:ext cx="3027180" cy="614903"/>
                     </a:xfrm>
                     <a:prstGeom prst="rect">
                       <a:avLst/>
@@ -1635,42 +2371,208 @@
       <w:pPr>
         <w:pStyle w:val="Caption"/>
         <w:jc w:val="center"/>
-      </w:pPr>
-      <w:r>
+        <w:rPr>
+          <w:color w:val="auto"/>
+        </w:rPr>
+      </w:pPr>
+      <w:r>
+        <w:rPr>
+          <w:color w:val="auto"/>
+        </w:rPr>
         <w:t xml:space="preserve">Figure </w:t>
       </w:r>
-      <w:fldSimple w:instr=" SEQ Figure \* ARABIC ">
-        <w:r>
-          <w:rPr>
-            <w:noProof/>
-          </w:rPr>
-          <w:t>6</w:t>
-        </w:r>
-      </w:fldSimple>
-      <w:r>
+      <w:r>
+        <w:rPr>
+          <w:color w:val="auto"/>
+        </w:rPr>
+        <w:fldChar w:fldCharType="begin"/>
+      </w:r>
+      <w:r>
+        <w:rPr>
+          <w:color w:val="auto"/>
+        </w:rPr>
+        <w:instrText xml:space="preserve"> SEQ Figure \* ARABIC </w:instrText>
+      </w:r>
+      <w:r>
+        <w:rPr>
+          <w:color w:val="auto"/>
+        </w:rPr>
+        <w:fldChar w:fldCharType="separate"/>
+      </w:r>
+      <w:r>
+        <w:rPr>
+          <w:noProof/>
+          <w:color w:val="auto"/>
+        </w:rPr>
+        <w:t>6</w:t>
+      </w:r>
+      <w:r>
+        <w:rPr>
+          <w:noProof/>
+          <w:color w:val="auto"/>
+        </w:rPr>
+        <w:fldChar w:fldCharType="end"/>
+      </w:r>
+      <w:r>
+        <w:rPr>
+          <w:color w:val="auto"/>
+        </w:rPr>
         <w:t>. Superimposed panel total exposure</w:t>
       </w:r>
-    </w:p>
-    <w:p>
-      <w:pPr>
-        <w:rPr>
-          <w:sz w:val="18"/>
-          <w:szCs w:val="18"/>
-        </w:rPr>
-      </w:pPr>
-      <w:r>
-        <w:rPr>
-          <w:sz w:val="18"/>
-          <w:szCs w:val="18"/>
-        </w:rPr>
-        <w:t xml:space="preserve">Taking the sum of exposures for each surface panel we arrive at Figure 5, it is clear that although many regions experience similar </w:t>
-      </w:r>
-      <w:r>
-        <w:rPr>
-          <w:sz w:val="18"/>
-          <w:szCs w:val="18"/>
-        </w:rPr>
-        <w:t xml:space="preserve">heating some regions are particularly under or over exposed, superimposing this data onto the foil geometry we arrive at figure 6. Comparing figure 6 to figure 1 that regions with higher exposure are also the regions that most deviate from the desired geometry. </w:t>
+      <w:r>
+        <w:rPr>
+          <w:color w:val="auto"/>
+        </w:rPr>
+        <w:t xml:space="preserve">. </w:t>
+      </w:r>
+    </w:p>
+    <w:p>
+      <w:pPr>
+        <w:jc w:val="both"/>
+        <w:rPr>
+          <w:sz w:val="18"/>
+          <w:szCs w:val="18"/>
+        </w:rPr>
+      </w:pPr>
+      <w:r>
+        <w:rPr>
+          <w:sz w:val="18"/>
+          <w:szCs w:val="18"/>
+        </w:rPr>
+        <w:t xml:space="preserve">Taking the sum of exposures for each surface panel we arrive at </w:t>
+      </w:r>
+      <w:r>
+        <w:rPr>
+          <w:i/>
+          <w:iCs/>
+          <w:sz w:val="18"/>
+          <w:szCs w:val="18"/>
+        </w:rPr>
+        <w:t>Figure 5</w:t>
+      </w:r>
+      <w:r>
+        <w:rPr>
+          <w:sz w:val="18"/>
+          <w:szCs w:val="18"/>
+        </w:rPr>
+        <w:t>, it is clear that although many regions experience similar heating some regions are particularly under or over exposed</w:t>
+      </w:r>
+      <w:r>
+        <w:rPr>
+          <w:sz w:val="18"/>
+          <w:szCs w:val="18"/>
+        </w:rPr>
+        <w:t>.</w:t>
+      </w:r>
+      <w:r>
+        <w:rPr>
+          <w:sz w:val="18"/>
+          <w:szCs w:val="18"/>
+        </w:rPr>
+        <w:t xml:space="preserve"> </w:t>
+      </w:r>
+      <w:r>
+        <w:rPr>
+          <w:sz w:val="18"/>
+          <w:szCs w:val="18"/>
+        </w:rPr>
+        <w:t>S</w:t>
+      </w:r>
+      <w:r>
+        <w:rPr>
+          <w:sz w:val="18"/>
+          <w:szCs w:val="18"/>
+        </w:rPr>
+        <w:t xml:space="preserve">uperimposing this data onto the foil geometry we arrive at </w:t>
+      </w:r>
+      <w:r>
+        <w:rPr>
+          <w:i/>
+          <w:iCs/>
+          <w:sz w:val="18"/>
+          <w:szCs w:val="18"/>
+        </w:rPr>
+        <w:t>F</w:t>
+      </w:r>
+      <w:r>
+        <w:rPr>
+          <w:i/>
+          <w:iCs/>
+          <w:sz w:val="18"/>
+          <w:szCs w:val="18"/>
+        </w:rPr>
+        <w:t>igure 6</w:t>
+      </w:r>
+      <w:r>
+        <w:rPr>
+          <w:sz w:val="18"/>
+          <w:szCs w:val="18"/>
+        </w:rPr>
+        <w:t xml:space="preserve">. Comparing </w:t>
+      </w:r>
+      <w:r>
+        <w:rPr>
+          <w:i/>
+          <w:iCs/>
+          <w:sz w:val="18"/>
+          <w:szCs w:val="18"/>
+        </w:rPr>
+        <w:t>F</w:t>
+      </w:r>
+      <w:r>
+        <w:rPr>
+          <w:i/>
+          <w:iCs/>
+          <w:sz w:val="18"/>
+          <w:szCs w:val="18"/>
+        </w:rPr>
+        <w:t>igure 6</w:t>
+      </w:r>
+      <w:r>
+        <w:rPr>
+          <w:sz w:val="18"/>
+          <w:szCs w:val="18"/>
+        </w:rPr>
+        <w:t xml:space="preserve"> to </w:t>
+      </w:r>
+      <w:r>
+        <w:rPr>
+          <w:i/>
+          <w:iCs/>
+          <w:sz w:val="18"/>
+          <w:szCs w:val="18"/>
+        </w:rPr>
+        <w:t>Fi</w:t>
+      </w:r>
+      <w:r>
+        <w:rPr>
+          <w:i/>
+          <w:iCs/>
+          <w:sz w:val="18"/>
+          <w:szCs w:val="18"/>
+        </w:rPr>
+        <w:t>gure 1</w:t>
+      </w:r>
+      <w:r>
+        <w:rPr>
+          <w:sz w:val="18"/>
+          <w:szCs w:val="18"/>
+        </w:rPr>
+        <w:t xml:space="preserve"> </w:t>
+      </w:r>
+      <w:r>
+        <w:rPr>
+          <w:sz w:val="18"/>
+          <w:szCs w:val="18"/>
+        </w:rPr>
+        <w:t>it can be seen that</w:t>
+      </w:r>
+      <w:r>
+        <w:rPr>
+          <w:sz w:val="18"/>
+          <w:szCs w:val="18"/>
+        </w:rPr>
+        <w:t xml:space="preserve"> regions with higher exposure are also the regions that most deviate from the desired geometry. </w:t>
       </w:r>
     </w:p>
     <w:p>
@@ -1690,6 +2592,7 @@
     <w:p>
       <w:pPr>
         <w:ind w:firstLine="144"/>
+        <w:jc w:val="both"/>
         <w:rPr>
           <w:sz w:val="18"/>
           <w:szCs w:val="18"/>
@@ -1705,6 +2608,7 @@
     </w:p>
     <w:p>
       <w:pPr>
+        <w:jc w:val="both"/>
         <w:rPr>
           <w:sz w:val="18"/>
           <w:szCs w:val="18"/>
@@ -1717,52 +2621,157 @@
         </w:rPr>
         <w:t>now begin optimising the wire trajectory, the goal of the optimisation is for all panels to receive equal exposure, the means that the total ablation will not be well known and a predictable kerf width can be identified.</w:t>
       </w:r>
+      <w:r>
+        <w:rPr>
+          <w:sz w:val="18"/>
+          <w:szCs w:val="18"/>
+        </w:rPr>
+        <w:t xml:space="preserve"> </w:t>
+      </w:r>
+    </w:p>
+    <w:p>
+      <w:pPr>
+        <w:rPr>
+          <w:sz w:val="18"/>
+          <w:szCs w:val="18"/>
+        </w:rPr>
+      </w:pPr>
+    </w:p>
+    <w:p>
+      <w:pPr>
+        <w:jc w:val="both"/>
+        <w:rPr>
+          <w:sz w:val="18"/>
+          <w:szCs w:val="18"/>
+        </w:rPr>
+      </w:pPr>
+      <w:r>
+        <w:rPr>
+          <w:sz w:val="18"/>
+          <w:szCs w:val="18"/>
+        </w:rPr>
+        <w:tab/>
+        <w:t>ADAMs has been chosen as it has been shown to efficiently converge for noisy objective functions in a large parameter space such as the one[6].</w:t>
+      </w:r>
+    </w:p>
+    <w:p>
+      <w:pPr>
+        <w:pStyle w:val="Heading1"/>
+      </w:pPr>
+      <w:r>
+        <w:t>References</w:t>
+      </w:r>
     </w:p>
     <w:p/>
     <w:p>
       <w:pPr>
-        <w:ind w:left="144"/>
-      </w:pPr>
-    </w:p>
-    <w:p>
-      <w:pPr>
-        <w:ind w:left="144"/>
-      </w:pPr>
-    </w:p>
-    <w:p>
-      <w:pPr>
-        <w:ind w:left="144"/>
-      </w:pPr>
-      <w:r>
-        <w:t>https://arxiv.org/pdf/1412.6980</w:t>
-      </w:r>
-    </w:p>
-    <w:p/>
-    <w:p>
-      <w:pPr>
-        <w:pStyle w:val="Heading1"/>
-      </w:pPr>
-      <w:r>
-        <w:t>References</w:t>
-      </w:r>
-    </w:p>
-    <w:p/>
-    <w:p>
-      <w:r>
-        <w:t xml:space="preserve">[1] </w:t>
+        <w:rPr>
+          <w:rStyle w:val="Hyperlink"/>
+          <w:u w:val="none"/>
+        </w:rPr>
+      </w:pPr>
+      <w:r>
+        <w:t>[1]</w:t>
+      </w:r>
+      <w:r>
+        <w:rPr>
+          <w:color w:val="222222"/>
+          <w:shd w:val="clear" w:color="auto" w:fill="FFFFFF"/>
+        </w:rPr>
+        <w:t xml:space="preserve"> </w:t>
+      </w:r>
+      <w:r>
+        <w:t>Shum, J.G. and Lee, S., 2024. Computational Study of Airfoil Design Parameters and Sensitivity Analysis for Dynamic Stall. </w:t>
+      </w:r>
+      <w:r>
+        <w:rPr>
+          <w:i/>
+          <w:iCs/>
+        </w:rPr>
+        <w:t>AIAA Journal</w:t>
+      </w:r>
+      <w:r>
+        <w:t>, </w:t>
+      </w:r>
+      <w:r>
+        <w:rPr>
+          <w:i/>
+          <w:iCs/>
+        </w:rPr>
+        <w:t>62</w:t>
+      </w:r>
+      <w:r>
+        <w:t>(4), pp.1611-1617.</w:t>
+      </w:r>
+      <w:r>
+        <w:t xml:space="preserve"> Available</w:t>
+      </w:r>
+      <w:r>
+        <w:t xml:space="preserve"> at: </w:t>
       </w:r>
       <w:hyperlink r:id="rId14" w:history="1">
         <w:r>
           <w:rPr>
             <w:rStyle w:val="Hyperlink"/>
           </w:rPr>
-          <w:t>https://arc.aiaa.org/doi/full/10.2514/1.J063474</w:t>
+          <w:t>https://arc.aiaa.org/doi/fu</w:t>
+        </w:r>
+        <w:r>
+          <w:rPr>
+            <w:rStyle w:val="Hyperlink"/>
+          </w:rPr>
+          <w:t>l</w:t>
+        </w:r>
+        <w:r>
+          <w:rPr>
+            <w:rStyle w:val="Hyperlink"/>
+          </w:rPr>
+          <w:t>l/10.2514/1.J063474</w:t>
         </w:r>
       </w:hyperlink>
-    </w:p>
-    <w:p>
+      <w:r>
+        <w:rPr>
+          <w:rStyle w:val="Hyperlink"/>
+          <w:u w:val="none"/>
+        </w:rPr>
+        <w:t xml:space="preserve"> </w:t>
+      </w:r>
+      <w:r>
+        <w:t>(Accessed: 02/12/24)</w:t>
+      </w:r>
+    </w:p>
+    <w:p/>
+    <w:p>
+      <w:pPr>
+        <w:rPr>
+          <w:rStyle w:val="Hyperlink"/>
+          <w:u w:val="none"/>
+        </w:rPr>
+      </w:pPr>
       <w:r>
         <w:t>[2]</w:t>
+      </w:r>
+      <w:r>
+        <w:t xml:space="preserve"> </w:t>
+      </w:r>
+      <w:r>
+        <w:t xml:space="preserve">CNCMultitool. </w:t>
+      </w:r>
+      <w:r>
+        <w:rPr>
+          <w:lang w:val="it-IT"/>
+        </w:rPr>
+        <w:t xml:space="preserve">2024. </w:t>
+      </w:r>
+      <w:r>
+        <w:rPr>
+          <w:i/>
+          <w:iCs/>
+        </w:rPr>
+        <w:t>CNC Hot wire cutting machine entry series cut 1610</w:t>
+      </w:r>
+      <w:r>
+        <w:t>. Available at :</w:t>
       </w:r>
       <w:r>
         <w:t xml:space="preserve"> </w:t>
@@ -1772,51 +2781,229 @@
           <w:rPr>
             <w:rStyle w:val="Hyperlink"/>
           </w:rPr>
-          <w:t>https://www.cnc-multitool.com/cnc-hot-wire-cutting-machine-entry-series-cut1610s.html</w:t>
+          <w:t>https://w</w:t>
+        </w:r>
+        <w:r>
+          <w:rPr>
+            <w:rStyle w:val="Hyperlink"/>
+          </w:rPr>
+          <w:t>w</w:t>
+        </w:r>
+        <w:r>
+          <w:rPr>
+            <w:rStyle w:val="Hyperlink"/>
+          </w:rPr>
+          <w:t>w.cnc-multitool.com/cnc-hot-wire-cutting-machine-entry-series-cut1610s.html</w:t>
         </w:r>
       </w:hyperlink>
-    </w:p>
+      <w:r>
+        <w:rPr>
+          <w:rStyle w:val="Hyperlink"/>
+        </w:rPr>
+        <w:t xml:space="preserve"> </w:t>
+      </w:r>
+      <w:r>
+        <w:t>(Accessed: 02/12/24)</w:t>
+      </w:r>
+    </w:p>
+    <w:p/>
     <w:p>
       <w:r>
         <w:t>[3]</w:t>
       </w:r>
       <w:r>
+        <w:rPr>
+          <w:color w:val="222222"/>
+          <w:shd w:val="clear" w:color="auto" w:fill="FFFFFF"/>
+        </w:rPr>
         <w:t xml:space="preserve"> </w:t>
       </w:r>
       <w:r>
-        <w:t>https://m-selig.ae.illinois.edu/pubs/GuglielmoSelig-1997-JofAC-S1223.pdf</w:t>
+        <w:t>Selig, M.S. and Guglielmo, J.J., 1997. High-lift low Reynolds number airfoil design. </w:t>
+      </w:r>
+      <w:r>
+        <w:rPr>
+          <w:i/>
+          <w:iCs/>
+        </w:rPr>
+        <w:t>Journal of aircraft</w:t>
+      </w:r>
+      <w:r>
+        <w:t>, </w:t>
+      </w:r>
+      <w:r>
+        <w:rPr>
+          <w:i/>
+          <w:iCs/>
+        </w:rPr>
+        <w:t>34</w:t>
+      </w:r>
+      <w:r>
+        <w:t>(1), pp.72-79.</w:t>
       </w:r>
       <w:r>
         <w:t xml:space="preserve"> </w:t>
       </w:r>
-    </w:p>
-    <w:p>
-      <w:r>
-        <w:t>[4]</w:t>
-      </w:r>
-      <w:r>
-        <w:t>https://www.einscan.com/einscan-hx/</w:t>
-      </w:r>
-    </w:p>
-    <w:p>
-      <w:r>
-        <w:t>[</w:t>
-      </w:r>
-      <w:r>
-        <w:t>5</w:t>
-      </w:r>
-      <w:r>
-        <w:t xml:space="preserve">] </w:t>
+      <w:r>
+        <w:t>Available</w:t>
+      </w:r>
+      <w:r>
+        <w:t xml:space="preserve"> at : </w:t>
       </w:r>
       <w:hyperlink r:id="rId16" w:history="1">
         <w:r>
           <w:rPr>
             <w:rStyle w:val="Hyperlink"/>
           </w:rPr>
-          <w:t>https://www.xflr5.tech/xflr5.htm</w:t>
+          <w:t>https://m-selig.ae.illinois.edu/pubs/GuglielmoSelig-1997-JofAC-S1223.pdf</w:t>
         </w:r>
       </w:hyperlink>
-    </w:p>
+      <w:r>
+        <w:t xml:space="preserve"> </w:t>
+      </w:r>
+      <w:r>
+        <w:t>(</w:t>
+      </w:r>
+      <w:r>
+        <w:t xml:space="preserve">Accessed: </w:t>
+      </w:r>
+      <w:r>
+        <w:t>02/12/24)</w:t>
+      </w:r>
+    </w:p>
+    <w:p/>
+    <w:p>
+      <w:r>
+        <w:rPr>
+          <w:lang w:val="de-DE"/>
+        </w:rPr>
+        <w:t>[4]</w:t>
+      </w:r>
+      <w:r>
+        <w:rPr>
+          <w:lang w:val="de-DE"/>
+        </w:rPr>
+        <w:t xml:space="preserve"> </w:t>
+      </w:r>
+      <w:r>
+        <w:rPr>
+          <w:lang w:val="de-DE"/>
+        </w:rPr>
+        <w:t xml:space="preserve">EinScan(2024). </w:t>
+      </w:r>
+      <w:r>
+        <w:rPr>
+          <w:i/>
+          <w:iCs/>
+        </w:rPr>
+        <w:t xml:space="preserve">EinScan HX. </w:t>
+      </w:r>
+      <w:r>
+        <w:t>Available at :</w:t>
+      </w:r>
+      <w:r>
+        <w:rPr>
+          <w:i/>
+          <w:iCs/>
+        </w:rPr>
+        <w:t xml:space="preserve"> </w:t>
+      </w:r>
+      <w:hyperlink r:id="rId17" w:history="1">
+        <w:r>
+          <w:rPr>
+            <w:rStyle w:val="Hyperlink"/>
+          </w:rPr>
+          <w:t>https://www.einscan.com</w:t>
+        </w:r>
+        <w:r>
+          <w:rPr>
+            <w:rStyle w:val="Hyperlink"/>
+          </w:rPr>
+          <w:t>/</w:t>
+        </w:r>
+        <w:r>
+          <w:rPr>
+            <w:rStyle w:val="Hyperlink"/>
+          </w:rPr>
+          <w:t>einscan-hx/</w:t>
+        </w:r>
+      </w:hyperlink>
+      <w:r>
+        <w:t xml:space="preserve"> (</w:t>
+      </w:r>
+      <w:r>
+        <w:t xml:space="preserve">Accessed: </w:t>
+      </w:r>
+      <w:r>
+        <w:t>02/12/24)</w:t>
+      </w:r>
+    </w:p>
+    <w:p/>
+    <w:p>
+      <w:pPr>
+        <w:rPr>
+          <w:rStyle w:val="Hyperlink"/>
+        </w:rPr>
+      </w:pPr>
+      <w:r>
+        <w:t>[</w:t>
+      </w:r>
+      <w:r>
+        <w:t>5</w:t>
+      </w:r>
+      <w:r>
+        <w:t>]</w:t>
+      </w:r>
+      <w:r>
+        <w:t>u</w:t>
+      </w:r>
+      <w:r>
+        <w:t xml:space="preserve">XFLR5(2024). </w:t>
+      </w:r>
+      <w:r>
+        <w:rPr>
+          <w:lang w:val="de-DE"/>
+        </w:rPr>
+        <w:t xml:space="preserve">Xflr5(Verson 6.59). </w:t>
+      </w:r>
+      <w:r>
+        <w:t>[Computer program]. Available at:</w:t>
+      </w:r>
+      <w:r>
+        <w:t xml:space="preserve"> </w:t>
+      </w:r>
+      <w:hyperlink r:id="rId18" w:history="1">
+        <w:r>
+          <w:rPr>
+            <w:rStyle w:val="Hyperlink"/>
+          </w:rPr>
+          <w:t>https://www.xflr</w:t>
+        </w:r>
+        <w:r>
+          <w:rPr>
+            <w:rStyle w:val="Hyperlink"/>
+          </w:rPr>
+          <w:t>5</w:t>
+        </w:r>
+        <w:r>
+          <w:rPr>
+            <w:rStyle w:val="Hyperlink"/>
+          </w:rPr>
+          <w:t>.tech/xflr5.htm</w:t>
+        </w:r>
+      </w:hyperlink>
+      <w:r>
+        <w:rPr>
+          <w:rStyle w:val="Hyperlink"/>
+          <w:u w:val="none"/>
+        </w:rPr>
+        <w:t xml:space="preserve"> </w:t>
+      </w:r>
+      <w:r>
+        <w:t>(Accessed: 02/12/24)</w:t>
+      </w:r>
+    </w:p>
+    <w:p/>
     <w:p>
       <w:r>
         <w:t>[6]</w:t>
@@ -1825,11 +3012,38 @@
         <w:t xml:space="preserve"> </w:t>
       </w:r>
       <w:r>
-        <w:t>https://arxiv.org/pdf/1412.6980</w:t>
+        <w:t>Kingma, D.P., 2014. Adam: A method for stochastic optimization. </w:t>
+      </w:r>
+      <w:r>
+        <w:t xml:space="preserve">Available at: </w:t>
+      </w:r>
+      <w:r>
+        <w:rPr>
+          <w:i/>
+          <w:iCs/>
+        </w:rPr>
+        <w:t>arXiv preprint arXiv:1412.6980</w:t>
+      </w:r>
+      <w:r>
+        <w:t>.</w:t>
+      </w:r>
+      <w:r>
+        <w:t xml:space="preserve"> </w:t>
+      </w:r>
+      <w:hyperlink r:id="rId19" w:history="1">
+        <w:r>
+          <w:rPr>
+            <w:rStyle w:val="Hyperlink"/>
+          </w:rPr>
+          <w:t>https://arxiv.org/pdf/1412.6980</w:t>
+        </w:r>
+      </w:hyperlink>
+      <w:r>
+        <w:t xml:space="preserve"> (Accessed: 02/12/24)</w:t>
       </w:r>
     </w:p>
     <w:sectPr>
-      <w:headerReference w:type="default" r:id="rId17"/>
+      <w:headerReference w:type="default" r:id="rId20"/>
       <w:pgSz w:w="12240" w:h="15840" w:code="1"/>
       <w:pgMar w:top="1080" w:right="1080" w:bottom="1080" w:left="1080" w:header="432" w:footer="432" w:gutter="0"/>
       <w:cols w:num="2" w:space="288"/>
@@ -3221,7 +4435,6 @@
   <w:style w:type="character" w:default="1" w:styleId="DefaultParagraphFont">
     <w:name w:val="Default Paragraph Font"/>
     <w:uiPriority w:val="1"/>
-    <w:semiHidden/>
     <w:unhideWhenUsed/>
   </w:style>
   <w:style w:type="table" w:default="1" w:styleId="TableNormal">
@@ -3809,6 +5022,39 @@
     <w:rsid w:val="005B5437"/>
     <w:rPr>
       <w:color w:val="666666"/>
+    </w:rPr>
+  </w:style>
+  <w:style w:type="paragraph" w:styleId="CommentSubject">
+    <w:name w:val="annotation subject"/>
+    <w:basedOn w:val="CommentText"/>
+    <w:next w:val="CommentText"/>
+    <w:link w:val="CommentSubjectChar"/>
+    <w:rsid w:val="00DD3B94"/>
+    <w:pPr>
+      <w:autoSpaceDE w:val="0"/>
+      <w:autoSpaceDN w:val="0"/>
+      <w:spacing w:after="0"/>
+    </w:pPr>
+    <w:rPr>
+      <w:rFonts w:ascii="Times New Roman" w:eastAsia="Times New Roman" w:hAnsi="Times New Roman" w:cs="Times New Roman"/>
+      <w:b/>
+      <w:bCs/>
+      <w:kern w:val="0"/>
+      <w14:ligatures w14:val="none"/>
+    </w:rPr>
+  </w:style>
+  <w:style w:type="character" w:customStyle="1" w:styleId="CommentSubjectChar">
+    <w:name w:val="Comment Subject Char"/>
+    <w:basedOn w:val="CommentTextChar"/>
+    <w:link w:val="CommentSubject"/>
+    <w:rsid w:val="00DD3B94"/>
+    <w:rPr>
+      <w:rFonts w:asciiTheme="minorHAnsi" w:eastAsiaTheme="minorHAnsi" w:hAnsiTheme="minorHAnsi" w:cstheme="minorBidi"/>
+      <w:b/>
+      <w:bCs/>
+      <w:kern w:val="2"/>
+      <w:lang w:eastAsia="en-US"/>
+      <w14:ligatures w14:val="standardContextual"/>
     </w:rPr>
   </w:style>
 </w:styles>

--- a/Abstract/Abstract Draft.docx
+++ b/Abstract/Abstract Draft.docx
@@ -1,6 +1,6 @@
 
 <file path=word/document.xml><?xml version="1.0" encoding="utf-8"?>
-<w:document xmlns:wpc="http://schemas.microsoft.com/office/word/2010/wordprocessingCanvas" xmlns:cx="http://schemas.microsoft.com/office/drawing/2014/chartex" xmlns:cx1="http://schemas.microsoft.com/office/drawing/2015/9/8/chartex" xmlns:cx2="http://schemas.microsoft.com/office/drawing/2015/10/21/chartex" xmlns:cx3="http://schemas.microsoft.com/office/drawing/2016/5/9/chartex" xmlns:cx4="http://schemas.microsoft.com/office/drawing/2016/5/10/chartex" xmlns:cx5="http://schemas.microsoft.com/office/drawing/2016/5/11/chartex" xmlns:cx6="http://schemas.microsoft.com/office/drawing/2016/5/12/chartex" xmlns:cx7="http://schemas.microsoft.com/office/drawing/2016/5/13/chartex" xmlns:cx8="http://schemas.microsoft.com/office/drawing/2016/5/14/chartex" xmlns:mc="http://schemas.openxmlformats.org/markup-compatibility/2006" xmlns:aink="http://schemas.microsoft.com/office/drawing/2016/ink" xmlns:am3d="http://schemas.microsoft.com/office/drawing/2017/model3d" xmlns:o="urn:schemas-microsoft-com:office:office" xmlns:oel="http://schemas.microsoft.com/office/2019/extlst" xmlns:r="http://schemas.openxmlformats.org/officeDocument/2006/relationships" xmlns:m="http://schemas.openxmlformats.org/officeDocument/2006/math" xmlns:v="urn:schemas-microsoft-com:vml" xmlns:wp14="http://schemas.microsoft.com/office/word/2010/wordprocessingDrawing" xmlns:wp="http://schemas.openxmlformats.org/drawingml/2006/wordprocessingDrawing" xmlns:w10="urn:schemas-microsoft-com:office:word" xmlns:w="http://schemas.openxmlformats.org/wordprocessingml/2006/main" xmlns:w14="http://schemas.microsoft.com/office/word/2010/wordml" xmlns:w15="http://schemas.microsoft.com/office/word/2012/wordml" xmlns:w16cex="http://schemas.microsoft.com/office/word/2018/wordml/cex" xmlns:w16cid="http://schemas.microsoft.com/office/word/2016/wordml/cid" xmlns:w16="http://schemas.microsoft.com/office/word/2018/wordml" xmlns:w16du="http://schemas.microsoft.com/office/word/2023/wordml/word16du" xmlns:w16sdtdh="http://schemas.microsoft.com/office/word/2020/wordml/sdtdatahash" xmlns:w16se="http://schemas.microsoft.com/office/word/2015/wordml/symex" xmlns:wpg="http://schemas.microsoft.com/office/word/2010/wordprocessingGroup" xmlns:wpi="http://schemas.microsoft.com/office/word/2010/wordprocessingInk" xmlns:wne="http://schemas.microsoft.com/office/word/2006/wordml" xmlns:wps="http://schemas.microsoft.com/office/word/2010/wordprocessingShape" mc:Ignorable="w14 w15 w16se w16cid w16 w16cex w16sdtdh w16du wp14">
+<w:document xmlns:wpc="http://schemas.microsoft.com/office/word/2010/wordprocessingCanvas" xmlns:cx="http://schemas.microsoft.com/office/drawing/2014/chartex" xmlns:cx1="http://schemas.microsoft.com/office/drawing/2015/9/8/chartex" xmlns:cx2="http://schemas.microsoft.com/office/drawing/2015/10/21/chartex" xmlns:cx3="http://schemas.microsoft.com/office/drawing/2016/5/9/chartex" xmlns:cx4="http://schemas.microsoft.com/office/drawing/2016/5/10/chartex" xmlns:cx5="http://schemas.microsoft.com/office/drawing/2016/5/11/chartex" xmlns:cx6="http://schemas.microsoft.com/office/drawing/2016/5/12/chartex" xmlns:cx7="http://schemas.microsoft.com/office/drawing/2016/5/13/chartex" xmlns:cx8="http://schemas.microsoft.com/office/drawing/2016/5/14/chartex" xmlns:mc="http://schemas.openxmlformats.org/markup-compatibility/2006" xmlns:aink="http://schemas.microsoft.com/office/drawing/2016/ink" xmlns:am3d="http://schemas.microsoft.com/office/drawing/2017/model3d" xmlns:o="urn:schemas-microsoft-com:office:office" xmlns:oel="http://schemas.microsoft.com/office/2019/extlst" xmlns:r="http://schemas.openxmlformats.org/officeDocument/2006/relationships" xmlns:m="http://schemas.openxmlformats.org/officeDocument/2006/math" xmlns:v="urn:schemas-microsoft-com:vml" xmlns:wp14="http://schemas.microsoft.com/office/word/2010/wordprocessingDrawing" xmlns:wp="http://schemas.openxmlformats.org/drawingml/2006/wordprocessingDrawing" xmlns:w10="urn:schemas-microsoft-com:office:word" xmlns:w="http://schemas.openxmlformats.org/wordprocessingml/2006/main" xmlns:w14="http://schemas.microsoft.com/office/word/2010/wordml" xmlns:w15="http://schemas.microsoft.com/office/word/2012/wordml" xmlns:w16cex="http://schemas.microsoft.com/office/word/2018/wordml/cex" xmlns:w16cid="http://schemas.microsoft.com/office/word/2016/wordml/cid" xmlns:w16="http://schemas.microsoft.com/office/word/2018/wordml" xmlns:w16du="http://schemas.microsoft.com/office/word/2023/wordml/word16du" xmlns:w16sdtdh="http://schemas.microsoft.com/office/word/2020/wordml/sdtdatahash" xmlns:w16sdtfl="http://schemas.microsoft.com/office/word/2024/wordml/sdtformatlock" xmlns:w16se="http://schemas.microsoft.com/office/word/2015/wordml/symex" xmlns:wpg="http://schemas.microsoft.com/office/word/2010/wordprocessingGroup" xmlns:wpi="http://schemas.microsoft.com/office/word/2010/wordprocessingInk" xmlns:wne="http://schemas.microsoft.com/office/word/2006/wordml" xmlns:wps="http://schemas.microsoft.com/office/word/2010/wordprocessingShape" mc:Ignorable="w14 w15 w16se w16cid w16 w16cex w16sdtdh w16sdtfl w16du wp14">
   <w:body>
     <w:p>
       <w:pPr>
@@ -65,7 +65,13 @@
         <w:framePr w:wrap="notBeside" w:x="1614"/>
       </w:pPr>
       <w:r>
-        <w:t>Rollo D. L. Tully</w:t>
+        <w:t>Rollo</w:t>
+      </w:r>
+      <w:r>
+        <w:t>scates</w:t>
+      </w:r>
+      <w:r>
+        <w:t xml:space="preserve"> D. L. Tully</w:t>
       </w:r>
       <w:r>
         <w:t>, University of Manchester, MAE</w:t>
@@ -2579,6 +2585,7 @@
       <w:pPr>
         <w:pStyle w:val="Heading2"/>
       </w:pPr>
+      <w:commentRangeStart w:id="0"/>
       <w:r>
         <w:t>ADAM</w:t>
       </w:r>
@@ -2653,6 +2660,16 @@
         <w:tab/>
         <w:t>ADAMs has been chosen as it has been shown to efficiently converge for noisy objective functions in a large parameter space such as the one[6].</w:t>
       </w:r>
+      <w:commentRangeEnd w:id="0"/>
+      <w:r>
+        <w:rPr>
+          <w:rStyle w:val="CommentReference"/>
+          <w:rFonts w:asciiTheme="minorHAnsi" w:eastAsiaTheme="minorHAnsi" w:hAnsiTheme="minorHAnsi" w:cstheme="minorBidi"/>
+          <w:kern w:val="2"/>
+          <w14:ligatures w14:val="standardContextual"/>
+        </w:rPr>
+        <w:commentReference w:id="0"/>
+      </w:r>
     </w:p>
     <w:p>
       <w:pPr>
@@ -2681,7 +2698,15 @@
         <w:t xml:space="preserve"> </w:t>
       </w:r>
       <w:r>
-        <w:t>Shum, J.G. and Lee, S., 2024. Computational Study of Airfoil Design Parameters and Sensitivity Analysis for Dynamic Stall. </w:t>
+        <w:t xml:space="preserve">Shum, J.G. and Lee, S., 2024. Computational Study of </w:t>
+      </w:r>
+      <w:proofErr w:type="spellStart"/>
+      <w:r>
+        <w:t>Airfoil</w:t>
+      </w:r>
+      <w:proofErr w:type="spellEnd"/>
+      <w:r>
+        <w:t xml:space="preserve"> Design Parameters and Sensitivity Analysis for Dynamic Stall. </w:t>
       </w:r>
       <w:r>
         <w:rPr>
@@ -2709,30 +2734,74 @@
       <w:r>
         <w:t xml:space="preserve"> at: </w:t>
       </w:r>
-      <w:hyperlink r:id="rId14" w:history="1">
+      <w:hyperlink r:id="rId18" w:history="1">
         <w:r>
           <w:rPr>
             <w:rStyle w:val="Hyperlink"/>
           </w:rPr>
-          <w:t>https://arc.aiaa.org/doi/fu</w:t>
+          <w:t>https://arc.aiaa.org/doi/full/10.2514/1.J063474</w:t>
         </w:r>
+      </w:hyperlink>
+      <w:r>
+        <w:rPr>
+          <w:rStyle w:val="Hyperlink"/>
+          <w:u w:val="none"/>
+        </w:rPr>
+        <w:t xml:space="preserve"> </w:t>
+      </w:r>
+      <w:r>
+        <w:t>(Accessed: 02/12/24)</w:t>
+      </w:r>
+    </w:p>
+    <w:p/>
+    <w:p>
+      <w:pPr>
+        <w:rPr>
+          <w:rStyle w:val="Hyperlink"/>
+          <w:u w:val="none"/>
+        </w:rPr>
+      </w:pPr>
+      <w:r>
+        <w:t>[2]</w:t>
+      </w:r>
+      <w:r>
+        <w:t xml:space="preserve"> </w:t>
+      </w:r>
+      <w:proofErr w:type="spellStart"/>
+      <w:r>
+        <w:t>CNCMultitool</w:t>
+      </w:r>
+      <w:proofErr w:type="spellEnd"/>
+      <w:r>
+        <w:t xml:space="preserve">. </w:t>
+      </w:r>
+      <w:r>
+        <w:t xml:space="preserve">2024. </w:t>
+      </w:r>
+      <w:r>
+        <w:rPr>
+          <w:i/>
+          <w:iCs/>
+        </w:rPr>
+        <w:t>CNC Hot wire cutting machine entry series cut 1610</w:t>
+      </w:r>
+      <w:r>
+        <w:t>. Available at :</w:t>
+      </w:r>
+      <w:r>
+        <w:t xml:space="preserve"> </w:t>
+      </w:r>
+      <w:hyperlink r:id="rId19" w:history="1">
         <w:r>
           <w:rPr>
             <w:rStyle w:val="Hyperlink"/>
           </w:rPr>
-          <w:t>l</w:t>
-        </w:r>
-        <w:r>
-          <w:rPr>
-            <w:rStyle w:val="Hyperlink"/>
-          </w:rPr>
-          <w:t>l/10.2514/1.J063474</w:t>
+          <w:t>https://www.cnc-multitool.com/cnc-hot-wire-cutting-machine-entry-series-cut1610s.html</w:t>
         </w:r>
       </w:hyperlink>
       <w:r>
         <w:rPr>
           <w:rStyle w:val="Hyperlink"/>
-          <w:u w:val="none"/>
         </w:rPr>
         <w:t xml:space="preserve"> </w:t>
       </w:r>
@@ -2742,100 +2811,42 @@
     </w:p>
     <w:p/>
     <w:p>
-      <w:pPr>
-        <w:rPr>
-          <w:rStyle w:val="Hyperlink"/>
-          <w:u w:val="none"/>
-        </w:rPr>
-      </w:pPr>
-      <w:r>
-        <w:t>[2]</w:t>
-      </w:r>
-      <w:r>
+      <w:r>
+        <w:t>[3]</w:t>
+      </w:r>
+      <w:r>
+        <w:rPr>
+          <w:color w:val="222222"/>
+          <w:shd w:val="clear" w:color="auto" w:fill="FFFFFF"/>
+        </w:rPr>
         <w:t xml:space="preserve"> </w:t>
       </w:r>
       <w:r>
-        <w:t xml:space="preserve">CNCMultitool. </w:t>
-      </w:r>
-      <w:r>
-        <w:rPr>
-          <w:lang w:val="it-IT"/>
-        </w:rPr>
-        <w:t xml:space="preserve">2024. </w:t>
+        <w:t xml:space="preserve">Selig, M.S. and Guglielmo, J.J., 1997. High-lift low Reynolds number </w:t>
+      </w:r>
+      <w:proofErr w:type="spellStart"/>
+      <w:r>
+        <w:t>airfoil</w:t>
+      </w:r>
+      <w:proofErr w:type="spellEnd"/>
+      <w:r>
+        <w:t xml:space="preserve"> design. </w:t>
       </w:r>
       <w:r>
         <w:rPr>
           <w:i/>
           <w:iCs/>
         </w:rPr>
-        <w:t>CNC Hot wire cutting machine entry series cut 1610</w:t>
-      </w:r>
-      <w:r>
-        <w:t>. Available at :</w:t>
-      </w:r>
-      <w:r>
-        <w:t xml:space="preserve"> </w:t>
-      </w:r>
-      <w:hyperlink r:id="rId15" w:history="1">
-        <w:r>
-          <w:rPr>
-            <w:rStyle w:val="Hyperlink"/>
-          </w:rPr>
-          <w:t>https://w</w:t>
-        </w:r>
-        <w:r>
-          <w:rPr>
-            <w:rStyle w:val="Hyperlink"/>
-          </w:rPr>
-          <w:t>w</w:t>
-        </w:r>
-        <w:r>
-          <w:rPr>
-            <w:rStyle w:val="Hyperlink"/>
-          </w:rPr>
-          <w:t>w.cnc-multitool.com/cnc-hot-wire-cutting-machine-entry-series-cut1610s.html</w:t>
-        </w:r>
-      </w:hyperlink>
-      <w:r>
-        <w:rPr>
-          <w:rStyle w:val="Hyperlink"/>
-        </w:rPr>
-        <w:t xml:space="preserve"> </w:t>
-      </w:r>
-      <w:r>
-        <w:t>(Accessed: 02/12/24)</w:t>
-      </w:r>
-    </w:p>
-    <w:p/>
-    <w:p>
-      <w:r>
-        <w:t>[3]</w:t>
-      </w:r>
-      <w:r>
-        <w:rPr>
-          <w:color w:val="222222"/>
-          <w:shd w:val="clear" w:color="auto" w:fill="FFFFFF"/>
-        </w:rPr>
-        <w:t xml:space="preserve"> </w:t>
-      </w:r>
-      <w:r>
-        <w:t>Selig, M.S. and Guglielmo, J.J., 1997. High-lift low Reynolds number airfoil design. </w:t>
+        <w:t>Journal of aircraft</w:t>
+      </w:r>
+      <w:r>
+        <w:t>, </w:t>
       </w:r>
       <w:r>
         <w:rPr>
           <w:i/>
           <w:iCs/>
         </w:rPr>
-        <w:t>Journal of aircraft</w:t>
-      </w:r>
-      <w:r>
-        <w:t>, </w:t>
-      </w:r>
-      <w:r>
-        <w:rPr>
-          <w:i/>
-          <w:iCs/>
-        </w:rPr>
         <w:t>34</w:t>
       </w:r>
       <w:r>
@@ -2850,7 +2861,7 @@
       <w:r>
         <w:t xml:space="preserve"> at : </w:t>
       </w:r>
-      <w:hyperlink r:id="rId16" w:history="1">
+      <w:hyperlink r:id="rId20" w:history="1">
         <w:r>
           <w:rPr>
             <w:rStyle w:val="Hyperlink"/>
@@ -2874,125 +2885,111 @@
     <w:p/>
     <w:p>
       <w:r>
-        <w:rPr>
-          <w:lang w:val="de-DE"/>
-        </w:rPr>
         <w:t>[4]</w:t>
       </w:r>
       <w:r>
-        <w:rPr>
-          <w:lang w:val="de-DE"/>
-        </w:rPr>
         <w:t xml:space="preserve"> </w:t>
       </w:r>
-      <w:r>
-        <w:rPr>
-          <w:lang w:val="de-DE"/>
-        </w:rPr>
-        <w:t xml:space="preserve">EinScan(2024). </w:t>
-      </w:r>
+      <w:proofErr w:type="spellStart"/>
+      <w:r>
+        <w:t>EinScan</w:t>
+      </w:r>
+      <w:proofErr w:type="spellEnd"/>
+      <w:r>
+        <w:t xml:space="preserve">(2024). </w:t>
+      </w:r>
+      <w:proofErr w:type="spellStart"/>
       <w:r>
         <w:rPr>
           <w:i/>
           <w:iCs/>
         </w:rPr>
-        <w:t xml:space="preserve">EinScan HX. </w:t>
-      </w:r>
-      <w:r>
-        <w:t>Available at :</w:t>
-      </w:r>
+        <w:t>EinScan</w:t>
+      </w:r>
+      <w:proofErr w:type="spellEnd"/>
       <w:r>
         <w:rPr>
           <w:i/>
           <w:iCs/>
         </w:rPr>
+        <w:t xml:space="preserve"> HX. </w:t>
+      </w:r>
+      <w:r>
+        <w:t>Available at :</w:t>
+      </w:r>
+      <w:r>
+        <w:rPr>
+          <w:i/>
+          <w:iCs/>
+        </w:rPr>
         <w:t xml:space="preserve"> </w:t>
       </w:r>
-      <w:hyperlink r:id="rId17" w:history="1">
+      <w:hyperlink r:id="rId21" w:history="1">
         <w:r>
           <w:rPr>
             <w:rStyle w:val="Hyperlink"/>
           </w:rPr>
-          <w:t>https://www.einscan.com</w:t>
+          <w:t>https://www.einscan.com/einscan-hx/</w:t>
         </w:r>
+      </w:hyperlink>
+      <w:r>
+        <w:t xml:space="preserve"> (</w:t>
+      </w:r>
+      <w:r>
+        <w:t xml:space="preserve">Accessed: </w:t>
+      </w:r>
+      <w:r>
+        <w:t>02/12/24)</w:t>
+      </w:r>
+    </w:p>
+    <w:p/>
+    <w:p>
+      <w:pPr>
+        <w:rPr>
+          <w:rStyle w:val="Hyperlink"/>
+        </w:rPr>
+      </w:pPr>
+      <w:r>
+        <w:t>[</w:t>
+      </w:r>
+      <w:r>
+        <w:t>5</w:t>
+      </w:r>
+      <w:r>
+        <w:t>]</w:t>
+      </w:r>
+      <w:r>
+        <w:t>u</w:t>
+      </w:r>
+      <w:r>
+        <w:t xml:space="preserve">XFLR5(2024). </w:t>
+      </w:r>
+      <w:r>
+        <w:t>Xflr5(</w:t>
+      </w:r>
+      <w:proofErr w:type="spellStart"/>
+      <w:r>
+        <w:t>Verson</w:t>
+      </w:r>
+      <w:proofErr w:type="spellEnd"/>
+      <w:r>
+        <w:t xml:space="preserve"> 6.59). </w:t>
+      </w:r>
+      <w:r>
+        <w:t>[Computer program]. Available at:</w:t>
+      </w:r>
+      <w:r>
+        <w:t xml:space="preserve"> </w:t>
+      </w:r>
+      <w:hyperlink r:id="rId22" w:history="1">
         <w:r>
           <w:rPr>
             <w:rStyle w:val="Hyperlink"/>
           </w:rPr>
-          <w:t>/</w:t>
-        </w:r>
-        <w:r>
-          <w:rPr>
-            <w:rStyle w:val="Hyperlink"/>
-          </w:rPr>
-          <w:t>einscan-hx/</w:t>
+          <w:t>https://www.xflr5.tech/xflr5.htm</w:t>
         </w:r>
       </w:hyperlink>
       <w:r>
-        <w:t xml:space="preserve"> (</w:t>
-      </w:r>
-      <w:r>
-        <w:t xml:space="preserve">Accessed: </w:t>
-      </w:r>
-      <w:r>
-        <w:t>02/12/24)</w:t>
-      </w:r>
-    </w:p>
-    <w:p/>
-    <w:p>
-      <w:pPr>
-        <w:rPr>
-          <w:rStyle w:val="Hyperlink"/>
-        </w:rPr>
-      </w:pPr>
-      <w:r>
-        <w:t>[</w:t>
-      </w:r>
-      <w:r>
-        <w:t>5</w:t>
-      </w:r>
-      <w:r>
-        <w:t>]</w:t>
-      </w:r>
-      <w:r>
-        <w:t>u</w:t>
-      </w:r>
-      <w:r>
-        <w:t xml:space="preserve">XFLR5(2024). </w:t>
-      </w:r>
-      <w:r>
-        <w:rPr>
-          <w:lang w:val="de-DE"/>
-        </w:rPr>
-        <w:t xml:space="preserve">Xflr5(Verson 6.59). </w:t>
-      </w:r>
-      <w:r>
-        <w:t>[Computer program]. Available at:</w:t>
-      </w:r>
-      <w:r>
-        <w:t xml:space="preserve"> </w:t>
-      </w:r>
-      <w:hyperlink r:id="rId18" w:history="1">
-        <w:r>
-          <w:rPr>
-            <w:rStyle w:val="Hyperlink"/>
-          </w:rPr>
-          <w:t>https://www.xflr</w:t>
-        </w:r>
-        <w:r>
-          <w:rPr>
-            <w:rStyle w:val="Hyperlink"/>
-          </w:rPr>
-          <w:t>5</w:t>
-        </w:r>
-        <w:r>
-          <w:rPr>
-            <w:rStyle w:val="Hyperlink"/>
-          </w:rPr>
-          <w:t>.tech/xflr5.htm</w:t>
-        </w:r>
-      </w:hyperlink>
-      <w:r>
         <w:rPr>
           <w:rStyle w:val="Hyperlink"/>
           <w:u w:val="none"/>
@@ -3009,20 +3006,23 @@
         <w:t>[6]</w:t>
       </w:r>
       <w:r>
-        <w:t xml:space="preserve"> </w:t>
-      </w:r>
-      <w:r>
-        <w:t>Kingma, D.P., 2014. Adam: A method for stochastic optimization. </w:t>
-      </w:r>
-      <w:r>
-        <w:t xml:space="preserve">Available at: </w:t>
-      </w:r>
+        <w:t xml:space="preserve"> Kingma, D.P., 2014. Adam: A method for stochastic optimization. Available at: </w:t>
+      </w:r>
+      <w:proofErr w:type="spellStart"/>
       <w:r>
         <w:rPr>
           <w:i/>
           <w:iCs/>
         </w:rPr>
-        <w:t>arXiv preprint arXiv:1412.6980</w:t>
+        <w:t>arXiv</w:t>
+      </w:r>
+      <w:proofErr w:type="spellEnd"/>
+      <w:r>
+        <w:rPr>
+          <w:i/>
+          <w:iCs/>
+        </w:rPr>
+        <w:t xml:space="preserve"> preprint arXiv:1412.6980</w:t>
       </w:r>
       <w:r>
         <w:t>.</w:t>
@@ -3030,7 +3030,7 @@
       <w:r>
         <w:t xml:space="preserve"> </w:t>
       </w:r>
-      <w:hyperlink r:id="rId19" w:history="1">
+      <w:hyperlink r:id="rId23" w:history="1">
         <w:r>
           <w:rPr>
             <w:rStyle w:val="Hyperlink"/>
@@ -3043,7 +3043,7 @@
       </w:r>
     </w:p>
     <w:sectPr>
-      <w:headerReference w:type="default" r:id="rId20"/>
+      <w:headerReference w:type="default" r:id="rId24"/>
       <w:pgSz w:w="12240" w:h="15840" w:code="1"/>
       <w:pgMar w:top="1080" w:right="1080" w:bottom="1080" w:left="1080" w:header="432" w:footer="432" w:gutter="0"/>
       <w:cols w:num="2" w:space="288"/>
@@ -3053,8 +3053,47 @@
 </w:document>
 </file>
 
+<file path=word/comments.xml><?xml version="1.0" encoding="utf-8"?>
+<w:comments xmlns:wpc="http://schemas.microsoft.com/office/word/2010/wordprocessingCanvas" xmlns:cx="http://schemas.microsoft.com/office/drawing/2014/chartex" xmlns:cx1="http://schemas.microsoft.com/office/drawing/2015/9/8/chartex" xmlns:cx2="http://schemas.microsoft.com/office/drawing/2015/10/21/chartex" xmlns:cx3="http://schemas.microsoft.com/office/drawing/2016/5/9/chartex" xmlns:cx4="http://schemas.microsoft.com/office/drawing/2016/5/10/chartex" xmlns:cx5="http://schemas.microsoft.com/office/drawing/2016/5/11/chartex" xmlns:cx6="http://schemas.microsoft.com/office/drawing/2016/5/12/chartex" xmlns:cx7="http://schemas.microsoft.com/office/drawing/2016/5/13/chartex" xmlns:cx8="http://schemas.microsoft.com/office/drawing/2016/5/14/chartex" xmlns:mc="http://schemas.openxmlformats.org/markup-compatibility/2006" xmlns:aink="http://schemas.microsoft.com/office/drawing/2016/ink" xmlns:am3d="http://schemas.microsoft.com/office/drawing/2017/model3d" xmlns:o="urn:schemas-microsoft-com:office:office" xmlns:oel="http://schemas.microsoft.com/office/2019/extlst" xmlns:r="http://schemas.openxmlformats.org/officeDocument/2006/relationships" xmlns:m="http://schemas.openxmlformats.org/officeDocument/2006/math" xmlns:v="urn:schemas-microsoft-com:vml" xmlns:wp14="http://schemas.microsoft.com/office/word/2010/wordprocessingDrawing" xmlns:wp="http://schemas.openxmlformats.org/drawingml/2006/wordprocessingDrawing" xmlns:w10="urn:schemas-microsoft-com:office:word" xmlns:w="http://schemas.openxmlformats.org/wordprocessingml/2006/main" xmlns:w14="http://schemas.microsoft.com/office/word/2010/wordml" xmlns:w15="http://schemas.microsoft.com/office/word/2012/wordml" xmlns:w16cex="http://schemas.microsoft.com/office/word/2018/wordml/cex" xmlns:w16cid="http://schemas.microsoft.com/office/word/2016/wordml/cid" xmlns:w16="http://schemas.microsoft.com/office/word/2018/wordml" xmlns:w16du="http://schemas.microsoft.com/office/word/2023/wordml/word16du" xmlns:w16sdtdh="http://schemas.microsoft.com/office/word/2020/wordml/sdtdatahash" xmlns:w16sdtfl="http://schemas.microsoft.com/office/word/2024/wordml/sdtformatlock" xmlns:w16se="http://schemas.microsoft.com/office/word/2015/wordml/symex" xmlns:wpg="http://schemas.microsoft.com/office/word/2010/wordprocessingGroup" xmlns:wpi="http://schemas.microsoft.com/office/word/2010/wordprocessingInk" xmlns:wne="http://schemas.microsoft.com/office/word/2006/wordml" xmlns:wps="http://schemas.microsoft.com/office/word/2010/wordprocessingShape" mc:Ignorable="w14 w15 w16se w16cid w16 w16cex w16sdtdh w16sdtfl w16du wp14">
+  <w:comment w:id="0" w:author="Rollo Tully" w:date="2025-01-30T15:12:00Z" w:initials="RT">
+    <w:p>
+      <w:pPr>
+        <w:pStyle w:val="CommentText"/>
+      </w:pPr>
+      <w:r>
+        <w:rPr>
+          <w:rStyle w:val="CommentReference"/>
+        </w:rPr>
+        <w:annotationRef/>
+      </w:r>
+      <w:r>
+        <w:t>Changed to derivative free method</w:t>
+      </w:r>
+    </w:p>
+  </w:comment>
+</w:comments>
+</file>
+
+<file path=word/commentsExtended.xml><?xml version="1.0" encoding="utf-8"?>
+<w15:commentsEx xmlns:wpc="http://schemas.microsoft.com/office/word/2010/wordprocessingCanvas" xmlns:cx="http://schemas.microsoft.com/office/drawing/2014/chartex" xmlns:cx1="http://schemas.microsoft.com/office/drawing/2015/9/8/chartex" xmlns:cx2="http://schemas.microsoft.com/office/drawing/2015/10/21/chartex" xmlns:cx3="http://schemas.microsoft.com/office/drawing/2016/5/9/chartex" xmlns:cx4="http://schemas.microsoft.com/office/drawing/2016/5/10/chartex" xmlns:cx5="http://schemas.microsoft.com/office/drawing/2016/5/11/chartex" xmlns:cx6="http://schemas.microsoft.com/office/drawing/2016/5/12/chartex" xmlns:cx7="http://schemas.microsoft.com/office/drawing/2016/5/13/chartex" xmlns:cx8="http://schemas.microsoft.com/office/drawing/2016/5/14/chartex" xmlns:mc="http://schemas.openxmlformats.org/markup-compatibility/2006" xmlns:aink="http://schemas.microsoft.com/office/drawing/2016/ink" xmlns:am3d="http://schemas.microsoft.com/office/drawing/2017/model3d" xmlns:o="urn:schemas-microsoft-com:office:office" xmlns:oel="http://schemas.microsoft.com/office/2019/extlst" xmlns:r="http://schemas.openxmlformats.org/officeDocument/2006/relationships" xmlns:m="http://schemas.openxmlformats.org/officeDocument/2006/math" xmlns:v="urn:schemas-microsoft-com:vml" xmlns:wp14="http://schemas.microsoft.com/office/word/2010/wordprocessingDrawing" xmlns:wp="http://schemas.openxmlformats.org/drawingml/2006/wordprocessingDrawing" xmlns:w10="urn:schemas-microsoft-com:office:word" xmlns:w="http://schemas.openxmlformats.org/wordprocessingml/2006/main" xmlns:w14="http://schemas.microsoft.com/office/word/2010/wordml" xmlns:w15="http://schemas.microsoft.com/office/word/2012/wordml" xmlns:w16cex="http://schemas.microsoft.com/office/word/2018/wordml/cex" xmlns:w16cid="http://schemas.microsoft.com/office/word/2016/wordml/cid" xmlns:w16="http://schemas.microsoft.com/office/word/2018/wordml" xmlns:w16du="http://schemas.microsoft.com/office/word/2023/wordml/word16du" xmlns:w16sdtdh="http://schemas.microsoft.com/office/word/2020/wordml/sdtdatahash" xmlns:w16sdtfl="http://schemas.microsoft.com/office/word/2024/wordml/sdtformatlock" xmlns:w16se="http://schemas.microsoft.com/office/word/2015/wordml/symex" xmlns:wpg="http://schemas.microsoft.com/office/word/2010/wordprocessingGroup" xmlns:wpi="http://schemas.microsoft.com/office/word/2010/wordprocessingInk" xmlns:wne="http://schemas.microsoft.com/office/word/2006/wordml" xmlns:wps="http://schemas.microsoft.com/office/word/2010/wordprocessingShape" mc:Ignorable="w14 w15 w16se w16cid w16 w16cex w16sdtdh w16sdtfl w16du wp14">
+  <w15:commentEx w15:paraId="0F9CE068" w15:done="0"/>
+</w15:commentsEx>
+</file>
+
+<file path=word/commentsExtensible.xml><?xml version="1.0" encoding="utf-8"?>
+<w16cex:commentsExtensible xmlns:wpc="http://schemas.microsoft.com/office/word/2010/wordprocessingCanvas" xmlns:cx="http://schemas.microsoft.com/office/drawing/2014/chartex" xmlns:cx1="http://schemas.microsoft.com/office/drawing/2015/9/8/chartex" xmlns:cx2="http://schemas.microsoft.com/office/drawing/2015/10/21/chartex" xmlns:cx3="http://schemas.microsoft.com/office/drawing/2016/5/9/chartex" xmlns:cx4="http://schemas.microsoft.com/office/drawing/2016/5/10/chartex" xmlns:cx5="http://schemas.microsoft.com/office/drawing/2016/5/11/chartex" xmlns:cx6="http://schemas.microsoft.com/office/drawing/2016/5/12/chartex" xmlns:cx7="http://schemas.microsoft.com/office/drawing/2016/5/13/chartex" xmlns:cx8="http://schemas.microsoft.com/office/drawing/2016/5/14/chartex" xmlns:cr="http://schemas.microsoft.com/office/comments/2020/reactions" xmlns:mc="http://schemas.openxmlformats.org/markup-compatibility/2006" xmlns:aink="http://schemas.microsoft.com/office/drawing/2016/ink" xmlns:am3d="http://schemas.microsoft.com/office/drawing/2017/model3d" xmlns:o="urn:schemas-microsoft-com:office:office" xmlns:oel="http://schemas.microsoft.com/office/2019/extlst" xmlns:r="http://schemas.openxmlformats.org/officeDocument/2006/relationships" xmlns:m="http://schemas.openxmlformats.org/officeDocument/2006/math" xmlns:v="urn:schemas-microsoft-com:vml" xmlns:wp14="http://schemas.microsoft.com/office/word/2010/wordprocessingDrawing" xmlns:wp="http://schemas.openxmlformats.org/drawingml/2006/wordprocessingDrawing" xmlns:w10="urn:schemas-microsoft-com:office:word" xmlns:w="http://schemas.openxmlformats.org/wordprocessingml/2006/main" xmlns:w14="http://schemas.microsoft.com/office/word/2010/wordml" xmlns:w15="http://schemas.microsoft.com/office/word/2012/wordml" xmlns:w16cex="http://schemas.microsoft.com/office/word/2018/wordml/cex" xmlns:w16cid="http://schemas.microsoft.com/office/word/2016/wordml/cid" xmlns:w16="http://schemas.microsoft.com/office/word/2018/wordml" xmlns:w16du="http://schemas.microsoft.com/office/word/2023/wordml/word16du" xmlns:w16sdtdh="http://schemas.microsoft.com/office/word/2020/wordml/sdtdatahash" xmlns:w16sdtfl="http://schemas.microsoft.com/office/word/2024/wordml/sdtformatlock" xmlns:w16se="http://schemas.microsoft.com/office/word/2015/wordml/symex" xmlns:wpg="http://schemas.microsoft.com/office/word/2010/wordprocessingGroup" xmlns:wpi="http://schemas.microsoft.com/office/word/2010/wordprocessingInk" xmlns:wne="http://schemas.microsoft.com/office/word/2006/wordml" xmlns:wps="http://schemas.microsoft.com/office/word/2010/wordprocessingShape" mc:Ignorable="w14 w15 w16se w16cid w16 w16cex w16sdtdh w16sdtfl cr w16du wp14">
+  <w16cex:commentExtensible w16cex:durableId="615FA491" w16cex:dateUtc="2025-01-30T15:12:00Z"/>
+</w16cex:commentsExtensible>
+</file>
+
+<file path=word/commentsIds.xml><?xml version="1.0" encoding="utf-8"?>
+<w16cid:commentsIds xmlns:wpc="http://schemas.microsoft.com/office/word/2010/wordprocessingCanvas" xmlns:cx="http://schemas.microsoft.com/office/drawing/2014/chartex" xmlns:cx1="http://schemas.microsoft.com/office/drawing/2015/9/8/chartex" xmlns:cx2="http://schemas.microsoft.com/office/drawing/2015/10/21/chartex" xmlns:cx3="http://schemas.microsoft.com/office/drawing/2016/5/9/chartex" xmlns:cx4="http://schemas.microsoft.com/office/drawing/2016/5/10/chartex" xmlns:cx5="http://schemas.microsoft.com/office/drawing/2016/5/11/chartex" xmlns:cx6="http://schemas.microsoft.com/office/drawing/2016/5/12/chartex" xmlns:cx7="http://schemas.microsoft.com/office/drawing/2016/5/13/chartex" xmlns:cx8="http://schemas.microsoft.com/office/drawing/2016/5/14/chartex" xmlns:mc="http://schemas.openxmlformats.org/markup-compatibility/2006" xmlns:aink="http://schemas.microsoft.com/office/drawing/2016/ink" xmlns:am3d="http://schemas.microsoft.com/office/drawing/2017/model3d" xmlns:o="urn:schemas-microsoft-com:office:office" xmlns:oel="http://schemas.microsoft.com/office/2019/extlst" xmlns:r="http://schemas.openxmlformats.org/officeDocument/2006/relationships" xmlns:m="http://schemas.openxmlformats.org/officeDocument/2006/math" xmlns:v="urn:schemas-microsoft-com:vml" xmlns:wp14="http://schemas.microsoft.com/office/word/2010/wordprocessingDrawing" xmlns:wp="http://schemas.openxmlformats.org/drawingml/2006/wordprocessingDrawing" xmlns:w10="urn:schemas-microsoft-com:office:word" xmlns:w="http://schemas.openxmlformats.org/wordprocessingml/2006/main" xmlns:w14="http://schemas.microsoft.com/office/word/2010/wordml" xmlns:w15="http://schemas.microsoft.com/office/word/2012/wordml" xmlns:w16cex="http://schemas.microsoft.com/office/word/2018/wordml/cex" xmlns:w16cid="http://schemas.microsoft.com/office/word/2016/wordml/cid" xmlns:w16="http://schemas.microsoft.com/office/word/2018/wordml" xmlns:w16du="http://schemas.microsoft.com/office/word/2023/wordml/word16du" xmlns:w16sdtdh="http://schemas.microsoft.com/office/word/2020/wordml/sdtdatahash" xmlns:w16sdtfl="http://schemas.microsoft.com/office/word/2024/wordml/sdtformatlock" xmlns:w16se="http://schemas.microsoft.com/office/word/2015/wordml/symex" xmlns:wpg="http://schemas.microsoft.com/office/word/2010/wordprocessingGroup" xmlns:wpi="http://schemas.microsoft.com/office/word/2010/wordprocessingInk" xmlns:wne="http://schemas.microsoft.com/office/word/2006/wordml" xmlns:wps="http://schemas.microsoft.com/office/word/2010/wordprocessingShape" mc:Ignorable="w14 w15 w16se w16cid w16 w16cex w16sdtdh w16sdtfl w16du wp14">
+  <w16cid:commentId w16cid:paraId="0F9CE068" w16cid:durableId="615FA491"/>
+</w16cid:commentsIds>
+</file>
+
 <file path=word/endnotes.xml><?xml version="1.0" encoding="utf-8"?>
-<w:endnotes xmlns:wpc="http://schemas.microsoft.com/office/word/2010/wordprocessingCanvas" xmlns:cx="http://schemas.microsoft.com/office/drawing/2014/chartex" xmlns:cx1="http://schemas.microsoft.com/office/drawing/2015/9/8/chartex" xmlns:cx2="http://schemas.microsoft.com/office/drawing/2015/10/21/chartex" xmlns:cx3="http://schemas.microsoft.com/office/drawing/2016/5/9/chartex" xmlns:cx4="http://schemas.microsoft.com/office/drawing/2016/5/10/chartex" xmlns:cx5="http://schemas.microsoft.com/office/drawing/2016/5/11/chartex" xmlns:cx6="http://schemas.microsoft.com/office/drawing/2016/5/12/chartex" xmlns:cx7="http://schemas.microsoft.com/office/drawing/2016/5/13/chartex" xmlns:cx8="http://schemas.microsoft.com/office/drawing/2016/5/14/chartex" xmlns:mc="http://schemas.openxmlformats.org/markup-compatibility/2006" xmlns:aink="http://schemas.microsoft.com/office/drawing/2016/ink" xmlns:am3d="http://schemas.microsoft.com/office/drawing/2017/model3d" xmlns:o="urn:schemas-microsoft-com:office:office" xmlns:oel="http://schemas.microsoft.com/office/2019/extlst" xmlns:r="http://schemas.openxmlformats.org/officeDocument/2006/relationships" xmlns:m="http://schemas.openxmlformats.org/officeDocument/2006/math" xmlns:v="urn:schemas-microsoft-com:vml" xmlns:wp14="http://schemas.microsoft.com/office/word/2010/wordprocessingDrawing" xmlns:wp="http://schemas.openxmlformats.org/drawingml/2006/wordprocessingDrawing" xmlns:w10="urn:schemas-microsoft-com:office:word" xmlns:w="http://schemas.openxmlformats.org/wordprocessingml/2006/main" xmlns:w14="http://schemas.microsoft.com/office/word/2010/wordml" xmlns:w15="http://schemas.microsoft.com/office/word/2012/wordml" xmlns:w16cex="http://schemas.microsoft.com/office/word/2018/wordml/cex" xmlns:w16cid="http://schemas.microsoft.com/office/word/2016/wordml/cid" xmlns:w16="http://schemas.microsoft.com/office/word/2018/wordml" xmlns:w16du="http://schemas.microsoft.com/office/word/2023/wordml/word16du" xmlns:w16sdtdh="http://schemas.microsoft.com/office/word/2020/wordml/sdtdatahash" xmlns:w16se="http://schemas.microsoft.com/office/word/2015/wordml/symex" xmlns:wpg="http://schemas.microsoft.com/office/word/2010/wordprocessingGroup" xmlns:wpi="http://schemas.microsoft.com/office/word/2010/wordprocessingInk" xmlns:wne="http://schemas.microsoft.com/office/word/2006/wordml" xmlns:wps="http://schemas.microsoft.com/office/word/2010/wordprocessingShape" mc:Ignorable="w14 w15 w16se w16cid w16 w16cex w16sdtdh w16du wp14">
+<w:endnotes xmlns:wpc="http://schemas.microsoft.com/office/word/2010/wordprocessingCanvas" xmlns:cx="http://schemas.microsoft.com/office/drawing/2014/chartex" xmlns:cx1="http://schemas.microsoft.com/office/drawing/2015/9/8/chartex" xmlns:cx2="http://schemas.microsoft.com/office/drawing/2015/10/21/chartex" xmlns:cx3="http://schemas.microsoft.com/office/drawing/2016/5/9/chartex" xmlns:cx4="http://schemas.microsoft.com/office/drawing/2016/5/10/chartex" xmlns:cx5="http://schemas.microsoft.com/office/drawing/2016/5/11/chartex" xmlns:cx6="http://schemas.microsoft.com/office/drawing/2016/5/12/chartex" xmlns:cx7="http://schemas.microsoft.com/office/drawing/2016/5/13/chartex" xmlns:cx8="http://schemas.microsoft.com/office/drawing/2016/5/14/chartex" xmlns:mc="http://schemas.openxmlformats.org/markup-compatibility/2006" xmlns:aink="http://schemas.microsoft.com/office/drawing/2016/ink" xmlns:am3d="http://schemas.microsoft.com/office/drawing/2017/model3d" xmlns:o="urn:schemas-microsoft-com:office:office" xmlns:oel="http://schemas.microsoft.com/office/2019/extlst" xmlns:r="http://schemas.openxmlformats.org/officeDocument/2006/relationships" xmlns:m="http://schemas.openxmlformats.org/officeDocument/2006/math" xmlns:v="urn:schemas-microsoft-com:vml" xmlns:wp14="http://schemas.microsoft.com/office/word/2010/wordprocessingDrawing" xmlns:wp="http://schemas.openxmlformats.org/drawingml/2006/wordprocessingDrawing" xmlns:w10="urn:schemas-microsoft-com:office:word" xmlns:w="http://schemas.openxmlformats.org/wordprocessingml/2006/main" xmlns:w14="http://schemas.microsoft.com/office/word/2010/wordml" xmlns:w15="http://schemas.microsoft.com/office/word/2012/wordml" xmlns:w16cex="http://schemas.microsoft.com/office/word/2018/wordml/cex" xmlns:w16cid="http://schemas.microsoft.com/office/word/2016/wordml/cid" xmlns:w16="http://schemas.microsoft.com/office/word/2018/wordml" xmlns:w16du="http://schemas.microsoft.com/office/word/2023/wordml/word16du" xmlns:w16sdtdh="http://schemas.microsoft.com/office/word/2020/wordml/sdtdatahash" xmlns:w16sdtfl="http://schemas.microsoft.com/office/word/2024/wordml/sdtformatlock" xmlns:w16se="http://schemas.microsoft.com/office/word/2015/wordml/symex" xmlns:wpg="http://schemas.microsoft.com/office/word/2010/wordprocessingGroup" xmlns:wpi="http://schemas.microsoft.com/office/word/2010/wordprocessingInk" xmlns:wne="http://schemas.microsoft.com/office/word/2006/wordml" xmlns:wps="http://schemas.microsoft.com/office/word/2010/wordprocessingShape" mc:Ignorable="w14 w15 w16se w16cid w16 w16cex w16sdtdh w16sdtfl w16du wp14">
   <w:endnote w:type="separator" w:id="-1">
     <w:p>
       <w:r>
@@ -3073,7 +3112,7 @@
 </file>
 
 <file path=word/footnotes.xml><?xml version="1.0" encoding="utf-8"?>
-<w:footnotes xmlns:wpc="http://schemas.microsoft.com/office/word/2010/wordprocessingCanvas" xmlns:cx="http://schemas.microsoft.com/office/drawing/2014/chartex" xmlns:cx1="http://schemas.microsoft.com/office/drawing/2015/9/8/chartex" xmlns:cx2="http://schemas.microsoft.com/office/drawing/2015/10/21/chartex" xmlns:cx3="http://schemas.microsoft.com/office/drawing/2016/5/9/chartex" xmlns:cx4="http://schemas.microsoft.com/office/drawing/2016/5/10/chartex" xmlns:cx5="http://schemas.microsoft.com/office/drawing/2016/5/11/chartex" xmlns:cx6="http://schemas.microsoft.com/office/drawing/2016/5/12/chartex" xmlns:cx7="http://schemas.microsoft.com/office/drawing/2016/5/13/chartex" xmlns:cx8="http://schemas.microsoft.com/office/drawing/2016/5/14/chartex" xmlns:mc="http://schemas.openxmlformats.org/markup-compatibility/2006" xmlns:aink="http://schemas.microsoft.com/office/drawing/2016/ink" xmlns:am3d="http://schemas.microsoft.com/office/drawing/2017/model3d" xmlns:o="urn:schemas-microsoft-com:office:office" xmlns:oel="http://schemas.microsoft.com/office/2019/extlst" xmlns:r="http://schemas.openxmlformats.org/officeDocument/2006/relationships" xmlns:m="http://schemas.openxmlformats.org/officeDocument/2006/math" xmlns:v="urn:schemas-microsoft-com:vml" xmlns:wp14="http://schemas.microsoft.com/office/word/2010/wordprocessingDrawing" xmlns:wp="http://schemas.openxmlformats.org/drawingml/2006/wordprocessingDrawing" xmlns:w10="urn:schemas-microsoft-com:office:word" xmlns:w="http://schemas.openxmlformats.org/wordprocessingml/2006/main" xmlns:w14="http://schemas.microsoft.com/office/word/2010/wordml" xmlns:w15="http://schemas.microsoft.com/office/word/2012/wordml" xmlns:w16cex="http://schemas.microsoft.com/office/word/2018/wordml/cex" xmlns:w16cid="http://schemas.microsoft.com/office/word/2016/wordml/cid" xmlns:w16="http://schemas.microsoft.com/office/word/2018/wordml" xmlns:w16du="http://schemas.microsoft.com/office/word/2023/wordml/word16du" xmlns:w16sdtdh="http://schemas.microsoft.com/office/word/2020/wordml/sdtdatahash" xmlns:w16se="http://schemas.microsoft.com/office/word/2015/wordml/symex" xmlns:wpg="http://schemas.microsoft.com/office/word/2010/wordprocessingGroup" xmlns:wpi="http://schemas.microsoft.com/office/word/2010/wordprocessingInk" xmlns:wne="http://schemas.microsoft.com/office/word/2006/wordml" xmlns:wps="http://schemas.microsoft.com/office/word/2010/wordprocessingShape" mc:Ignorable="w14 w15 w16se w16cid w16 w16cex w16sdtdh w16du wp14">
+<w:footnotes xmlns:wpc="http://schemas.microsoft.com/office/word/2010/wordprocessingCanvas" xmlns:cx="http://schemas.microsoft.com/office/drawing/2014/chartex" xmlns:cx1="http://schemas.microsoft.com/office/drawing/2015/9/8/chartex" xmlns:cx2="http://schemas.microsoft.com/office/drawing/2015/10/21/chartex" xmlns:cx3="http://schemas.microsoft.com/office/drawing/2016/5/9/chartex" xmlns:cx4="http://schemas.microsoft.com/office/drawing/2016/5/10/chartex" xmlns:cx5="http://schemas.microsoft.com/office/drawing/2016/5/11/chartex" xmlns:cx6="http://schemas.microsoft.com/office/drawing/2016/5/12/chartex" xmlns:cx7="http://schemas.microsoft.com/office/drawing/2016/5/13/chartex" xmlns:cx8="http://schemas.microsoft.com/office/drawing/2016/5/14/chartex" xmlns:mc="http://schemas.openxmlformats.org/markup-compatibility/2006" xmlns:aink="http://schemas.microsoft.com/office/drawing/2016/ink" xmlns:am3d="http://schemas.microsoft.com/office/drawing/2017/model3d" xmlns:o="urn:schemas-microsoft-com:office:office" xmlns:oel="http://schemas.microsoft.com/office/2019/extlst" xmlns:r="http://schemas.openxmlformats.org/officeDocument/2006/relationships" xmlns:m="http://schemas.openxmlformats.org/officeDocument/2006/math" xmlns:v="urn:schemas-microsoft-com:vml" xmlns:wp14="http://schemas.microsoft.com/office/word/2010/wordprocessingDrawing" xmlns:wp="http://schemas.openxmlformats.org/drawingml/2006/wordprocessingDrawing" xmlns:w10="urn:schemas-microsoft-com:office:word" xmlns:w="http://schemas.openxmlformats.org/wordprocessingml/2006/main" xmlns:w14="http://schemas.microsoft.com/office/word/2010/wordml" xmlns:w15="http://schemas.microsoft.com/office/word/2012/wordml" xmlns:w16cex="http://schemas.microsoft.com/office/word/2018/wordml/cex" xmlns:w16cid="http://schemas.microsoft.com/office/word/2016/wordml/cid" xmlns:w16="http://schemas.microsoft.com/office/word/2018/wordml" xmlns:w16du="http://schemas.microsoft.com/office/word/2023/wordml/word16du" xmlns:w16sdtdh="http://schemas.microsoft.com/office/word/2020/wordml/sdtdatahash" xmlns:w16sdtfl="http://schemas.microsoft.com/office/word/2024/wordml/sdtformatlock" xmlns:w16se="http://schemas.microsoft.com/office/word/2015/wordml/symex" xmlns:wpg="http://schemas.microsoft.com/office/word/2010/wordprocessingGroup" xmlns:wpi="http://schemas.microsoft.com/office/word/2010/wordprocessingInk" xmlns:wne="http://schemas.microsoft.com/office/word/2006/wordml" xmlns:wps="http://schemas.microsoft.com/office/word/2010/wordprocessingShape" mc:Ignorable="w14 w15 w16se w16cid w16 w16cex w16sdtdh w16sdtfl w16du wp14">
   <w:footnote w:type="separator" w:id="-1">
     <w:p/>
   </w:footnote>
@@ -3095,7 +3134,7 @@
 </file>
 
 <file path=word/header1.xml><?xml version="1.0" encoding="utf-8"?>
-<w:hdr xmlns:wpc="http://schemas.microsoft.com/office/word/2010/wordprocessingCanvas" xmlns:cx="http://schemas.microsoft.com/office/drawing/2014/chartex" xmlns:cx1="http://schemas.microsoft.com/office/drawing/2015/9/8/chartex" xmlns:cx2="http://schemas.microsoft.com/office/drawing/2015/10/21/chartex" xmlns:cx3="http://schemas.microsoft.com/office/drawing/2016/5/9/chartex" xmlns:cx4="http://schemas.microsoft.com/office/drawing/2016/5/10/chartex" xmlns:cx5="http://schemas.microsoft.com/office/drawing/2016/5/11/chartex" xmlns:cx6="http://schemas.microsoft.com/office/drawing/2016/5/12/chartex" xmlns:cx7="http://schemas.microsoft.com/office/drawing/2016/5/13/chartex" xmlns:cx8="http://schemas.microsoft.com/office/drawing/2016/5/14/chartex" xmlns:mc="http://schemas.openxmlformats.org/markup-compatibility/2006" xmlns:aink="http://schemas.microsoft.com/office/drawing/2016/ink" xmlns:am3d="http://schemas.microsoft.com/office/drawing/2017/model3d" xmlns:o="urn:schemas-microsoft-com:office:office" xmlns:oel="http://schemas.microsoft.com/office/2019/extlst" xmlns:r="http://schemas.openxmlformats.org/officeDocument/2006/relationships" xmlns:m="http://schemas.openxmlformats.org/officeDocument/2006/math" xmlns:v="urn:schemas-microsoft-com:vml" xmlns:wp14="http://schemas.microsoft.com/office/word/2010/wordprocessingDrawing" xmlns:wp="http://schemas.openxmlformats.org/drawingml/2006/wordprocessingDrawing" xmlns:w10="urn:schemas-microsoft-com:office:word" xmlns:w="http://schemas.openxmlformats.org/wordprocessingml/2006/main" xmlns:w14="http://schemas.microsoft.com/office/word/2010/wordml" xmlns:w15="http://schemas.microsoft.com/office/word/2012/wordml" xmlns:w16cex="http://schemas.microsoft.com/office/word/2018/wordml/cex" xmlns:w16cid="http://schemas.microsoft.com/office/word/2016/wordml/cid" xmlns:w16="http://schemas.microsoft.com/office/word/2018/wordml" xmlns:w16du="http://schemas.microsoft.com/office/word/2023/wordml/word16du" xmlns:w16sdtdh="http://schemas.microsoft.com/office/word/2020/wordml/sdtdatahash" xmlns:w16se="http://schemas.microsoft.com/office/word/2015/wordml/symex" xmlns:wpg="http://schemas.microsoft.com/office/word/2010/wordprocessingGroup" xmlns:wpi="http://schemas.microsoft.com/office/word/2010/wordprocessingInk" xmlns:wne="http://schemas.microsoft.com/office/word/2006/wordml" xmlns:wps="http://schemas.microsoft.com/office/word/2010/wordprocessingShape" mc:Ignorable="w14 w15 w16se w16cid w16 w16cex w16sdtdh w16du wp14">
+<w:hdr xmlns:wpc="http://schemas.microsoft.com/office/word/2010/wordprocessingCanvas" xmlns:cx="http://schemas.microsoft.com/office/drawing/2014/chartex" xmlns:cx1="http://schemas.microsoft.com/office/drawing/2015/9/8/chartex" xmlns:cx2="http://schemas.microsoft.com/office/drawing/2015/10/21/chartex" xmlns:cx3="http://schemas.microsoft.com/office/drawing/2016/5/9/chartex" xmlns:cx4="http://schemas.microsoft.com/office/drawing/2016/5/10/chartex" xmlns:cx5="http://schemas.microsoft.com/office/drawing/2016/5/11/chartex" xmlns:cx6="http://schemas.microsoft.com/office/drawing/2016/5/12/chartex" xmlns:cx7="http://schemas.microsoft.com/office/drawing/2016/5/13/chartex" xmlns:cx8="http://schemas.microsoft.com/office/drawing/2016/5/14/chartex" xmlns:mc="http://schemas.openxmlformats.org/markup-compatibility/2006" xmlns:aink="http://schemas.microsoft.com/office/drawing/2016/ink" xmlns:am3d="http://schemas.microsoft.com/office/drawing/2017/model3d" xmlns:o="urn:schemas-microsoft-com:office:office" xmlns:oel="http://schemas.microsoft.com/office/2019/extlst" xmlns:r="http://schemas.openxmlformats.org/officeDocument/2006/relationships" xmlns:m="http://schemas.openxmlformats.org/officeDocument/2006/math" xmlns:v="urn:schemas-microsoft-com:vml" xmlns:wp14="http://schemas.microsoft.com/office/word/2010/wordprocessingDrawing" xmlns:wp="http://schemas.openxmlformats.org/drawingml/2006/wordprocessingDrawing" xmlns:w10="urn:schemas-microsoft-com:office:word" xmlns:w="http://schemas.openxmlformats.org/wordprocessingml/2006/main" xmlns:w14="http://schemas.microsoft.com/office/word/2010/wordml" xmlns:w15="http://schemas.microsoft.com/office/word/2012/wordml" xmlns:w16cex="http://schemas.microsoft.com/office/word/2018/wordml/cex" xmlns:w16cid="http://schemas.microsoft.com/office/word/2016/wordml/cid" xmlns:w16="http://schemas.microsoft.com/office/word/2018/wordml" xmlns:w16du="http://schemas.microsoft.com/office/word/2023/wordml/word16du" xmlns:w16sdtdh="http://schemas.microsoft.com/office/word/2020/wordml/sdtdatahash" xmlns:w16sdtfl="http://schemas.microsoft.com/office/word/2024/wordml/sdtformatlock" xmlns:w16se="http://schemas.microsoft.com/office/word/2015/wordml/symex" xmlns:wpg="http://schemas.microsoft.com/office/word/2010/wordprocessingGroup" xmlns:wpi="http://schemas.microsoft.com/office/word/2010/wordprocessingInk" xmlns:wne="http://schemas.microsoft.com/office/word/2006/wordml" xmlns:wps="http://schemas.microsoft.com/office/word/2010/wordprocessingShape" mc:Ignorable="w14 w15 w16se w16cid w16 w16cex w16sdtdh w16sdtfl w16du wp14">
   <w:p>
     <w:pPr>
       <w:framePr w:wrap="auto" w:vAnchor="text" w:hAnchor="margin" w:xAlign="right" w:y="1"/>
@@ -3110,7 +3149,7 @@
 </file>
 
 <file path=word/numbering.xml><?xml version="1.0" encoding="utf-8"?>
-<w:numbering xmlns:wpc="http://schemas.microsoft.com/office/word/2010/wordprocessingCanvas" xmlns:cx="http://schemas.microsoft.com/office/drawing/2014/chartex" xmlns:cx1="http://schemas.microsoft.com/office/drawing/2015/9/8/chartex" xmlns:cx2="http://schemas.microsoft.com/office/drawing/2015/10/21/chartex" xmlns:cx3="http://schemas.microsoft.com/office/drawing/2016/5/9/chartex" xmlns:cx4="http://schemas.microsoft.com/office/drawing/2016/5/10/chartex" xmlns:cx5="http://schemas.microsoft.com/office/drawing/2016/5/11/chartex" xmlns:cx6="http://schemas.microsoft.com/office/drawing/2016/5/12/chartex" xmlns:cx7="http://schemas.microsoft.com/office/drawing/2016/5/13/chartex" xmlns:cx8="http://schemas.microsoft.com/office/drawing/2016/5/14/chartex" xmlns:mc="http://schemas.openxmlformats.org/markup-compatibility/2006" xmlns:aink="http://schemas.microsoft.com/office/drawing/2016/ink" xmlns:am3d="http://schemas.microsoft.com/office/drawing/2017/model3d" xmlns:o="urn:schemas-microsoft-com:office:office" xmlns:oel="http://schemas.microsoft.com/office/2019/extlst" xmlns:r="http://schemas.openxmlformats.org/officeDocument/2006/relationships" xmlns:m="http://schemas.openxmlformats.org/officeDocument/2006/math" xmlns:v="urn:schemas-microsoft-com:vml" xmlns:wp14="http://schemas.microsoft.com/office/word/2010/wordprocessingDrawing" xmlns:wp="http://schemas.openxmlformats.org/drawingml/2006/wordprocessingDrawing" xmlns:w10="urn:schemas-microsoft-com:office:word" xmlns:w="http://schemas.openxmlformats.org/wordprocessingml/2006/main" xmlns:w14="http://schemas.microsoft.com/office/word/2010/wordml" xmlns:w15="http://schemas.microsoft.com/office/word/2012/wordml" xmlns:w16cex="http://schemas.microsoft.com/office/word/2018/wordml/cex" xmlns:w16cid="http://schemas.microsoft.com/office/word/2016/wordml/cid" xmlns:w16="http://schemas.microsoft.com/office/word/2018/wordml" xmlns:w16du="http://schemas.microsoft.com/office/word/2023/wordml/word16du" xmlns:w16sdtdh="http://schemas.microsoft.com/office/word/2020/wordml/sdtdatahash" xmlns:w16se="http://schemas.microsoft.com/office/word/2015/wordml/symex" xmlns:wpg="http://schemas.microsoft.com/office/word/2010/wordprocessingGroup" xmlns:wpi="http://schemas.microsoft.com/office/word/2010/wordprocessingInk" xmlns:wne="http://schemas.microsoft.com/office/word/2006/wordml" xmlns:wps="http://schemas.microsoft.com/office/word/2010/wordprocessingShape" mc:Ignorable="w14 w15 w16se w16cid w16 w16cex w16sdtdh w16du wp14">
+<w:numbering xmlns:wpc="http://schemas.microsoft.com/office/word/2010/wordprocessingCanvas" xmlns:cx="http://schemas.microsoft.com/office/drawing/2014/chartex" xmlns:cx1="http://schemas.microsoft.com/office/drawing/2015/9/8/chartex" xmlns:cx2="http://schemas.microsoft.com/office/drawing/2015/10/21/chartex" xmlns:cx3="http://schemas.microsoft.com/office/drawing/2016/5/9/chartex" xmlns:cx4="http://schemas.microsoft.com/office/drawing/2016/5/10/chartex" xmlns:cx5="http://schemas.microsoft.com/office/drawing/2016/5/11/chartex" xmlns:cx6="http://schemas.microsoft.com/office/drawing/2016/5/12/chartex" xmlns:cx7="http://schemas.microsoft.com/office/drawing/2016/5/13/chartex" xmlns:cx8="http://schemas.microsoft.com/office/drawing/2016/5/14/chartex" xmlns:mc="http://schemas.openxmlformats.org/markup-compatibility/2006" xmlns:aink="http://schemas.microsoft.com/office/drawing/2016/ink" xmlns:am3d="http://schemas.microsoft.com/office/drawing/2017/model3d" xmlns:o="urn:schemas-microsoft-com:office:office" xmlns:oel="http://schemas.microsoft.com/office/2019/extlst" xmlns:r="http://schemas.openxmlformats.org/officeDocument/2006/relationships" xmlns:m="http://schemas.openxmlformats.org/officeDocument/2006/math" xmlns:v="urn:schemas-microsoft-com:vml" xmlns:wp14="http://schemas.microsoft.com/office/word/2010/wordprocessingDrawing" xmlns:wp="http://schemas.openxmlformats.org/drawingml/2006/wordprocessingDrawing" xmlns:w10="urn:schemas-microsoft-com:office:word" xmlns:w="http://schemas.openxmlformats.org/wordprocessingml/2006/main" xmlns:w14="http://schemas.microsoft.com/office/word/2010/wordml" xmlns:w15="http://schemas.microsoft.com/office/word/2012/wordml" xmlns:w16cex="http://schemas.microsoft.com/office/word/2018/wordml/cex" xmlns:w16cid="http://schemas.microsoft.com/office/word/2016/wordml/cid" xmlns:w16="http://schemas.microsoft.com/office/word/2018/wordml" xmlns:w16du="http://schemas.microsoft.com/office/word/2023/wordml/word16du" xmlns:w16sdtdh="http://schemas.microsoft.com/office/word/2020/wordml/sdtdatahash" xmlns:w16sdtfl="http://schemas.microsoft.com/office/word/2024/wordml/sdtformatlock" xmlns:w16se="http://schemas.microsoft.com/office/word/2015/wordml/symex" xmlns:wpg="http://schemas.microsoft.com/office/word/2010/wordprocessingGroup" xmlns:wpi="http://schemas.microsoft.com/office/word/2010/wordprocessingInk" xmlns:wne="http://schemas.microsoft.com/office/word/2006/wordml" xmlns:wps="http://schemas.microsoft.com/office/word/2010/wordprocessingShape" mc:Ignorable="w14 w15 w16se w16cid w16 w16cex w16sdtdh w16sdtfl w16du wp14">
   <w:abstractNum w:abstractNumId="0" w15:restartNumberingAfterBreak="0">
     <w:nsid w:val="FFFFFFFB"/>
     <w:multiLevelType w:val="multilevel"/>
@@ -3960,8 +3999,16 @@
 </w:numbering>
 </file>
 
+<file path=word/people.xml><?xml version="1.0" encoding="utf-8"?>
+<w15:people xmlns:wpc="http://schemas.microsoft.com/office/word/2010/wordprocessingCanvas" xmlns:cx="http://schemas.microsoft.com/office/drawing/2014/chartex" xmlns:cx1="http://schemas.microsoft.com/office/drawing/2015/9/8/chartex" xmlns:cx2="http://schemas.microsoft.com/office/drawing/2015/10/21/chartex" xmlns:cx3="http://schemas.microsoft.com/office/drawing/2016/5/9/chartex" xmlns:cx4="http://schemas.microsoft.com/office/drawing/2016/5/10/chartex" xmlns:cx5="http://schemas.microsoft.com/office/drawing/2016/5/11/chartex" xmlns:cx6="http://schemas.microsoft.com/office/drawing/2016/5/12/chartex" xmlns:cx7="http://schemas.microsoft.com/office/drawing/2016/5/13/chartex" xmlns:cx8="http://schemas.microsoft.com/office/drawing/2016/5/14/chartex" xmlns:mc="http://schemas.openxmlformats.org/markup-compatibility/2006" xmlns:aink="http://schemas.microsoft.com/office/drawing/2016/ink" xmlns:am3d="http://schemas.microsoft.com/office/drawing/2017/model3d" xmlns:o="urn:schemas-microsoft-com:office:office" xmlns:oel="http://schemas.microsoft.com/office/2019/extlst" xmlns:r="http://schemas.openxmlformats.org/officeDocument/2006/relationships" xmlns:m="http://schemas.openxmlformats.org/officeDocument/2006/math" xmlns:v="urn:schemas-microsoft-com:vml" xmlns:wp14="http://schemas.microsoft.com/office/word/2010/wordprocessingDrawing" xmlns:wp="http://schemas.openxmlformats.org/drawingml/2006/wordprocessingDrawing" xmlns:w10="urn:schemas-microsoft-com:office:word" xmlns:w="http://schemas.openxmlformats.org/wordprocessingml/2006/main" xmlns:w14="http://schemas.microsoft.com/office/word/2010/wordml" xmlns:w15="http://schemas.microsoft.com/office/word/2012/wordml" xmlns:w16cex="http://schemas.microsoft.com/office/word/2018/wordml/cex" xmlns:w16cid="http://schemas.microsoft.com/office/word/2016/wordml/cid" xmlns:w16="http://schemas.microsoft.com/office/word/2018/wordml" xmlns:w16du="http://schemas.microsoft.com/office/word/2023/wordml/word16du" xmlns:w16sdtdh="http://schemas.microsoft.com/office/word/2020/wordml/sdtdatahash" xmlns:w16sdtfl="http://schemas.microsoft.com/office/word/2024/wordml/sdtformatlock" xmlns:w16se="http://schemas.microsoft.com/office/word/2015/wordml/symex" xmlns:wpg="http://schemas.microsoft.com/office/word/2010/wordprocessingGroup" xmlns:wpi="http://schemas.microsoft.com/office/word/2010/wordprocessingInk" xmlns:wne="http://schemas.microsoft.com/office/word/2006/wordml" xmlns:wps="http://schemas.microsoft.com/office/word/2010/wordprocessingShape" mc:Ignorable="w14 w15 w16se w16cid w16 w16cex w16sdtdh w16sdtfl w16du wp14">
+  <w15:person w15:author="Rollo Tully">
+    <w15:presenceInfo w15:providerId="AD" w15:userId="S::rollo.tully@student.manchester.ac.uk::cc5e014c-dc23-4bdc-81fa-bd94ff360571"/>
+  </w15:person>
+</w15:people>
+</file>
+
 <file path=word/styles.xml><?xml version="1.0" encoding="utf-8"?>
-<w:styles xmlns:mc="http://schemas.openxmlformats.org/markup-compatibility/2006" xmlns:r="http://schemas.openxmlformats.org/officeDocument/2006/relationships" xmlns:w="http://schemas.openxmlformats.org/wordprocessingml/2006/main" xmlns:w14="http://schemas.microsoft.com/office/word/2010/wordml" xmlns:w15="http://schemas.microsoft.com/office/word/2012/wordml" xmlns:w16cex="http://schemas.microsoft.com/office/word/2018/wordml/cex" xmlns:w16cid="http://schemas.microsoft.com/office/word/2016/wordml/cid" xmlns:w16="http://schemas.microsoft.com/office/word/2018/wordml" xmlns:w16du="http://schemas.microsoft.com/office/word/2023/wordml/word16du" xmlns:w16sdtdh="http://schemas.microsoft.com/office/word/2020/wordml/sdtdatahash" xmlns:w16se="http://schemas.microsoft.com/office/word/2015/wordml/symex" mc:Ignorable="w14 w15 w16se w16cid w16 w16cex w16sdtdh w16du">
+<w:styles xmlns:mc="http://schemas.openxmlformats.org/markup-compatibility/2006" xmlns:r="http://schemas.openxmlformats.org/officeDocument/2006/relationships" xmlns:w="http://schemas.openxmlformats.org/wordprocessingml/2006/main" xmlns:w14="http://schemas.microsoft.com/office/word/2010/wordml" xmlns:w15="http://schemas.microsoft.com/office/word/2012/wordml" xmlns:w16cex="http://schemas.microsoft.com/office/word/2018/wordml/cex" xmlns:w16cid="http://schemas.microsoft.com/office/word/2016/wordml/cid" xmlns:w16="http://schemas.microsoft.com/office/word/2018/wordml" xmlns:w16du="http://schemas.microsoft.com/office/word/2023/wordml/word16du" xmlns:w16sdtdh="http://schemas.microsoft.com/office/word/2020/wordml/sdtdatahash" xmlns:w16sdtfl="http://schemas.microsoft.com/office/word/2024/wordml/sdtformatlock" xmlns:w16se="http://schemas.microsoft.com/office/word/2015/wordml/symex" mc:Ignorable="w14 w15 w16se w16cid w16 w16cex w16sdtdh w16sdtfl w16du">
   <w:docDefaults>
     <w:rPrDefault>
       <w:rPr>
@@ -4435,6 +4482,7 @@
   <w:style w:type="character" w:default="1" w:styleId="DefaultParagraphFont">
     <w:name w:val="Default Paragraph Font"/>
     <w:uiPriority w:val="1"/>
+    <w:semiHidden/>
     <w:unhideWhenUsed/>
   </w:style>
   <w:style w:type="table" w:default="1" w:styleId="TableNormal">

--- a/Abstract/Abstract Draft.docx
+++ b/Abstract/Abstract Draft.docx
@@ -26,7 +26,10 @@
         <w:framePr w:wrap="notBeside"/>
       </w:pPr>
       <w:r>
-        <w:t xml:space="preserve">ADAM </w:t>
+        <w:t>ADAMS</w:t>
+      </w:r>
+      <w:r>
+        <w:t xml:space="preserve"> </w:t>
       </w:r>
       <w:r>
         <w:t>O</w:t>
@@ -2698,15 +2701,7 @@
         <w:t xml:space="preserve"> </w:t>
       </w:r>
       <w:r>
-        <w:t xml:space="preserve">Shum, J.G. and Lee, S., 2024. Computational Study of </w:t>
-      </w:r>
-      <w:proofErr w:type="spellStart"/>
-      <w:r>
-        <w:t>Airfoil</w:t>
-      </w:r>
-      <w:proofErr w:type="spellEnd"/>
-      <w:r>
-        <w:t xml:space="preserve"> Design Parameters and Sensitivity Analysis for Dynamic Stall. </w:t>
+        <w:t>Shum, J.G. and Lee, S., 2024. Computational Study of Airfoil Design Parameters and Sensitivity Analysis for Dynamic Stall. </w:t>
       </w:r>
       <w:r>
         <w:rPr>
@@ -2767,13 +2762,8 @@
       <w:r>
         <w:t xml:space="preserve"> </w:t>
       </w:r>
-      <w:proofErr w:type="spellStart"/>
-      <w:r>
-        <w:t>CNCMultitool</w:t>
-      </w:r>
-      <w:proofErr w:type="spellEnd"/>
-      <w:r>
-        <w:t xml:space="preserve">. </w:t>
+      <w:r>
+        <w:t xml:space="preserve">CNCMultitool. </w:t>
       </w:r>
       <w:r>
         <w:t xml:space="preserve">2024. </w:t>
@@ -2822,15 +2812,7 @@
         <w:t xml:space="preserve"> </w:t>
       </w:r>
       <w:r>
-        <w:t xml:space="preserve">Selig, M.S. and Guglielmo, J.J., 1997. High-lift low Reynolds number </w:t>
-      </w:r>
-      <w:proofErr w:type="spellStart"/>
-      <w:r>
-        <w:t>airfoil</w:t>
-      </w:r>
-      <w:proofErr w:type="spellEnd"/>
-      <w:r>
-        <w:t xml:space="preserve"> design. </w:t>
+        <w:t>Selig, M.S. and Guglielmo, J.J., 1997. High-lift low Reynolds number airfoil design. </w:t>
       </w:r>
       <w:r>
         <w:rPr>
@@ -2890,29 +2872,15 @@
       <w:r>
         <w:t xml:space="preserve"> </w:t>
       </w:r>
-      <w:proofErr w:type="spellStart"/>
-      <w:r>
-        <w:t>EinScan</w:t>
-      </w:r>
-      <w:proofErr w:type="spellEnd"/>
-      <w:r>
-        <w:t xml:space="preserve">(2024). </w:t>
-      </w:r>
-      <w:proofErr w:type="spellStart"/>
+      <w:r>
+        <w:t xml:space="preserve">EinScan(2024). </w:t>
+      </w:r>
       <w:r>
         <w:rPr>
           <w:i/>
           <w:iCs/>
         </w:rPr>
-        <w:t>EinScan</w:t>
-      </w:r>
-      <w:proofErr w:type="spellEnd"/>
-      <w:r>
-        <w:rPr>
-          <w:i/>
-          <w:iCs/>
-        </w:rPr>
-        <w:t xml:space="preserve"> HX. </w:t>
+        <w:t xml:space="preserve">EinScan HX. </w:t>
       </w:r>
       <w:r>
         <w:t>Available at :</w:t>
@@ -2965,15 +2933,7 @@
         <w:t xml:space="preserve">XFLR5(2024). </w:t>
       </w:r>
       <w:r>
-        <w:t>Xflr5(</w:t>
-      </w:r>
-      <w:proofErr w:type="spellStart"/>
-      <w:r>
-        <w:t>Verson</w:t>
-      </w:r>
-      <w:proofErr w:type="spellEnd"/>
-      <w:r>
-        <w:t xml:space="preserve"> 6.59). </w:t>
+        <w:t xml:space="preserve">Xflr5(Verson 6.59). </w:t>
       </w:r>
       <w:r>
         <w:t>[Computer program]. Available at:</w:t>
@@ -3008,21 +2968,12 @@
       <w:r>
         <w:t xml:space="preserve"> Kingma, D.P., 2014. Adam: A method for stochastic optimization. Available at: </w:t>
       </w:r>
-      <w:proofErr w:type="spellStart"/>
       <w:r>
         <w:rPr>
           <w:i/>
           <w:iCs/>
         </w:rPr>
-        <w:t>arXiv</w:t>
-      </w:r>
-      <w:proofErr w:type="spellEnd"/>
-      <w:r>
-        <w:rPr>
-          <w:i/>
-          <w:iCs/>
-        </w:rPr>
-        <w:t xml:space="preserve"> preprint arXiv:1412.6980</w:t>
+        <w:t>arXiv preprint arXiv:1412.6980</w:t>
       </w:r>
       <w:r>
         <w:t>.</w:t>
